--- a/11_Presentation_and_Demonstration/Demo_Script.docx
+++ b/11_Presentation_and_Demonstration/Demo_Script.docx
@@ -4,451 +4,2654 @@
   <w:body>
     <w:p>
       <w:pPr>
-        <w:jc w:val="center"/>
+        <w:pStyle w:val="Heading1"/>
+      </w:pPr>
+      <w:r>
+        <w:t>FINAL SYSTEM DEMONSTRATION SCRIPT AND SLIDE OUTLINE</w:t>
+      </w:r>
+    </w:p>
+    <w:p>
+      <w:pPr>
+        <w:keepLines/>
+      </w:pPr>
+      <w:r>
+        <w:t>This plan tells the story from the problem to the results and then demonstrates the key user journey live. Every member presents a part and answers questions on their own work. Planned length: about 15 minutes, followed by questions. Dress code: formal business attire for all members.</w:t>
+      </w:r>
+    </w:p>
+    <w:p>
+      <w:pPr>
+        <w:pStyle w:val="Heading2"/>
+      </w:pPr>
+      <w:r>
+        <w:t>1. Slide Outline</w:t>
+      </w:r>
+    </w:p>
+    <w:p>
+      <w:pPr>
+        <w:pStyle w:val="Caption"/>
+        <w:keepNext/>
+        <w:keepLines/>
+        <w:rPr>
+          <w:b w:val="0"/>
+        </w:rPr>
       </w:pPr>
       <w:r>
         <w:rPr>
-          <w:b/>
+          <w:b w:val="0"/>
         </w:rPr>
-        <w:br/>
+        <w:t xml:space="preserve">Table </w:t>
       </w:r>
       <w:r>
         <w:rPr>
-          <w:b/>
+          <w:b w:val="0"/>
         </w:rPr>
-        <w:br/>
-        <w:t>CAPSTONE PROJECT</w:t>
+        <w:fldChar w:fldCharType="begin"/>
       </w:r>
       <w:r>
         <w:rPr>
-          <w:b/>
+          <w:b w:val="0"/>
         </w:rPr>
-        <w:br/>
+        <w:instrText xml:space="preserve"> SEQ Table \* ARABIC </w:instrText>
       </w:r>
       <w:r>
         <w:rPr>
-          <w:b/>
-          <w:sz w:val="40"/>
+          <w:b w:val="0"/>
         </w:rPr>
-        <w:t>FINAL SYSTEM DEMONSTRATION SCRIPT</w:t>
+        <w:fldChar w:fldCharType="separate"/>
       </w:r>
       <w:r>
-        <w:br/>
+        <w:rPr>
+          <w:b w:val="0"/>
+          <w:noProof/>
+        </w:rPr>
+        <w:t>1</w:t>
       </w:r>
       <w:r>
-        <w:br/>
-        <w:t>Student / Group Template</w:t>
+        <w:rPr>
+          <w:b w:val="0"/>
+        </w:rPr>
+        <w:fldChar w:fldCharType="end"/>
       </w:r>
       <w:r>
-        <w:br/>
-      </w:r>
-      <w:r>
-        <w:br/>
+        <w:rPr>
+          <w:b w:val="0"/>
+        </w:rPr>
+        <w:t>: Slide outline and presenters</w:t>
       </w:r>
     </w:p>
     <w:tbl>
       <w:tblPr>
-        <w:tblW w:w="0" w:type="auto"/>
-        <w:jc w:val="center"/>
+        <w:tblStyle w:val="TableGrid"/>
+        <w:tblW w:w="9980" w:type="dxa"/>
+        <w:tblLayout w:type="fixed"/>
         <w:tblLook w:val="04A0" w:firstRow="1" w:lastRow="0" w:firstColumn="1" w:lastColumn="0" w:noHBand="0" w:noVBand="1"/>
       </w:tblPr>
       <w:tblGrid>
-        <w:gridCol w:w="4861"/>
-        <w:gridCol w:w="5111"/>
+        <w:gridCol w:w="800"/>
+        <w:gridCol w:w="2450"/>
+        <w:gridCol w:w="3749"/>
+        <w:gridCol w:w="2061"/>
+        <w:gridCol w:w="920"/>
       </w:tblGrid>
       <w:tr>
         <w:trPr>
-          <w:jc w:val="center"/>
+          <w:cantSplit/>
+          <w:tblHeader/>
         </w:trPr>
         <w:tc>
           <w:tcPr>
-            <w:tcW w:w="4986" w:type="dxa"/>
-            <w:shd w:val="clear" w:color="auto" w:fill="D9EAF0"/>
+            <w:tcW w:w="800" w:type="dxa"/>
+            <w:shd w:val="clear" w:color="auto" w:fill="E6E6E6"/>
           </w:tcPr>
           <w:p>
+            <w:pPr>
+              <w:spacing w:before="40" w:after="40"/>
+              <w:rPr>
+                <w:b/>
+                <w:sz w:val="20"/>
+              </w:rPr>
+            </w:pPr>
             <w:r>
-              <w:t>Project Title</w:t>
+              <w:rPr>
+                <w:b/>
+                <w:sz w:val="20"/>
+              </w:rPr>
+              <w:t>No.</w:t>
             </w:r>
           </w:p>
         </w:tc>
         <w:tc>
           <w:tcPr>
-            <w:tcW w:w="4986" w:type="dxa"/>
+            <w:tcW w:w="2450" w:type="dxa"/>
+            <w:shd w:val="clear" w:color="auto" w:fill="E6E6E6"/>
           </w:tcPr>
           <w:p>
+            <w:pPr>
+              <w:spacing w:before="40" w:after="40"/>
+              <w:rPr>
+                <w:b/>
+                <w:sz w:val="20"/>
+              </w:rPr>
+            </w:pPr>
             <w:r>
-              <w:t>________________________________________</w:t>
+              <w:rPr>
+                <w:b/>
+                <w:sz w:val="20"/>
+              </w:rPr>
+              <w:t>Slide</w:t>
+            </w:r>
+          </w:p>
+        </w:tc>
+        <w:tc>
+          <w:tcPr>
+            <w:tcW w:w="3749" w:type="dxa"/>
+            <w:shd w:val="clear" w:color="auto" w:fill="E6E6E6"/>
+          </w:tcPr>
+          <w:p>
+            <w:pPr>
+              <w:spacing w:before="40" w:after="40"/>
+              <w:rPr>
+                <w:b/>
+                <w:sz w:val="20"/>
+              </w:rPr>
+            </w:pPr>
+            <w:r>
+              <w:rPr>
+                <w:b/>
+                <w:sz w:val="20"/>
+              </w:rPr>
+              <w:t>Content</w:t>
+            </w:r>
+          </w:p>
+        </w:tc>
+        <w:tc>
+          <w:tcPr>
+            <w:tcW w:w="2061" w:type="dxa"/>
+            <w:shd w:val="clear" w:color="auto" w:fill="E6E6E6"/>
+          </w:tcPr>
+          <w:p>
+            <w:pPr>
+              <w:spacing w:before="40" w:after="40"/>
+              <w:rPr>
+                <w:b/>
+                <w:sz w:val="20"/>
+              </w:rPr>
+            </w:pPr>
+            <w:r>
+              <w:rPr>
+                <w:b/>
+                <w:sz w:val="20"/>
+              </w:rPr>
+              <w:t>Presenter</w:t>
+            </w:r>
+          </w:p>
+        </w:tc>
+        <w:tc>
+          <w:tcPr>
+            <w:tcW w:w="920" w:type="dxa"/>
+            <w:shd w:val="clear" w:color="auto" w:fill="E6E6E6"/>
+          </w:tcPr>
+          <w:p>
+            <w:pPr>
+              <w:spacing w:before="40" w:after="40"/>
+              <w:rPr>
+                <w:b/>
+                <w:sz w:val="20"/>
+              </w:rPr>
+            </w:pPr>
+            <w:r>
+              <w:rPr>
+                <w:b/>
+                <w:sz w:val="20"/>
+              </w:rPr>
+              <w:t>Time</w:t>
             </w:r>
           </w:p>
         </w:tc>
       </w:tr>
       <w:tr>
         <w:trPr>
-          <w:jc w:val="center"/>
+          <w:cantSplit/>
         </w:trPr>
         <w:tc>
           <w:tcPr>
-            <w:tcW w:w="4986" w:type="dxa"/>
-            <w:shd w:val="clear" w:color="auto" w:fill="D9EAF0"/>
+            <w:tcW w:w="800" w:type="dxa"/>
           </w:tcPr>
           <w:p>
+            <w:pPr>
+              <w:spacing w:before="40" w:after="40"/>
+              <w:rPr>
+                <w:sz w:val="20"/>
+              </w:rPr>
+            </w:pPr>
             <w:r>
-              <w:t>Group Members</w:t>
+              <w:rPr>
+                <w:sz w:val="20"/>
+              </w:rPr>
+              <w:t>1</w:t>
             </w:r>
           </w:p>
         </w:tc>
         <w:tc>
           <w:tcPr>
-            <w:tcW w:w="4986" w:type="dxa"/>
+            <w:tcW w:w="2450" w:type="dxa"/>
           </w:tcPr>
           <w:p>
+            <w:pPr>
+              <w:spacing w:before="40" w:after="40"/>
+              <w:rPr>
+                <w:sz w:val="20"/>
+              </w:rPr>
+            </w:pPr>
             <w:r>
-              <w:t>________________________________________</w:t>
+              <w:rPr>
+                <w:sz w:val="20"/>
+              </w:rPr>
+              <w:t>Title</w:t>
+            </w:r>
+          </w:p>
+        </w:tc>
+        <w:tc>
+          <w:tcPr>
+            <w:tcW w:w="3749" w:type="dxa"/>
+          </w:tcPr>
+          <w:p>
+            <w:pPr>
+              <w:spacing w:before="40" w:after="40"/>
+              <w:rPr>
+                <w:sz w:val="20"/>
+              </w:rPr>
+            </w:pPr>
+            <w:r>
+              <w:rPr>
+                <w:sz w:val="20"/>
+              </w:rPr>
+              <w:t>TrackWIL: Work-Integrated Learning logbook tracking; Group 3; team names; GitHub link</w:t>
+            </w:r>
+          </w:p>
+        </w:tc>
+        <w:tc>
+          <w:tcPr>
+            <w:tcW w:w="2061" w:type="dxa"/>
+          </w:tcPr>
+          <w:p>
+            <w:pPr>
+              <w:spacing w:before="40" w:after="40"/>
+              <w:rPr>
+                <w:sz w:val="20"/>
+              </w:rPr>
+            </w:pPr>
+            <w:r>
+              <w:rPr>
+                <w:sz w:val="20"/>
+              </w:rPr>
+              <w:t>Gedion Basson</w:t>
+            </w:r>
+          </w:p>
+        </w:tc>
+        <w:tc>
+          <w:tcPr>
+            <w:tcW w:w="920" w:type="dxa"/>
+          </w:tcPr>
+          <w:p>
+            <w:pPr>
+              <w:spacing w:before="40" w:after="40"/>
+              <w:rPr>
+                <w:sz w:val="20"/>
+              </w:rPr>
+            </w:pPr>
+            <w:r>
+              <w:rPr>
+                <w:sz w:val="20"/>
+              </w:rPr>
+              <w:t>0:30</w:t>
             </w:r>
           </w:p>
         </w:tc>
       </w:tr>
       <w:tr>
         <w:trPr>
-          <w:jc w:val="center"/>
+          <w:cantSplit/>
         </w:trPr>
         <w:tc>
           <w:tcPr>
-            <w:tcW w:w="4986" w:type="dxa"/>
-            <w:shd w:val="clear" w:color="auto" w:fill="D9EAF0"/>
+            <w:tcW w:w="800" w:type="dxa"/>
           </w:tcPr>
           <w:p>
+            <w:pPr>
+              <w:spacing w:before="40" w:after="40"/>
+              <w:rPr>
+                <w:sz w:val="20"/>
+              </w:rPr>
+            </w:pPr>
             <w:r>
-              <w:t>Module</w:t>
+              <w:rPr>
+                <w:sz w:val="20"/>
+              </w:rPr>
+              <w:t>2</w:t>
             </w:r>
           </w:p>
         </w:tc>
         <w:tc>
           <w:tcPr>
-            <w:tcW w:w="4986" w:type="dxa"/>
+            <w:tcW w:w="2450" w:type="dxa"/>
           </w:tcPr>
           <w:p>
+            <w:pPr>
+              <w:spacing w:before="40" w:after="40"/>
+              <w:rPr>
+                <w:sz w:val="20"/>
+              </w:rPr>
+            </w:pPr>
             <w:r>
-              <w:t>________________________________________</w:t>
+              <w:rPr>
+                <w:sz w:val="20"/>
+              </w:rPr>
+              <w:t>The problem</w:t>
+            </w:r>
+          </w:p>
+        </w:tc>
+        <w:tc>
+          <w:tcPr>
+            <w:tcW w:w="3749" w:type="dxa"/>
+          </w:tcPr>
+          <w:p>
+            <w:pPr>
+              <w:spacing w:before="40" w:after="40"/>
+              <w:rPr>
+                <w:sz w:val="20"/>
+              </w:rPr>
+            </w:pPr>
+            <w:r>
+              <w:rPr>
+                <w:sz w:val="20"/>
+              </w:rPr>
+              <w:t>Paper, PDF and email logbooks: lost documents, slow sign-offs, no live view of who is behind; who is affected</w:t>
+            </w:r>
+          </w:p>
+        </w:tc>
+        <w:tc>
+          <w:tcPr>
+            <w:tcW w:w="2061" w:type="dxa"/>
+          </w:tcPr>
+          <w:p>
+            <w:pPr>
+              <w:spacing w:before="40" w:after="40"/>
+              <w:rPr>
+                <w:sz w:val="20"/>
+              </w:rPr>
+            </w:pPr>
+            <w:r>
+              <w:rPr>
+                <w:sz w:val="20"/>
+              </w:rPr>
+              <w:t>Gedion Basson</w:t>
+            </w:r>
+          </w:p>
+        </w:tc>
+        <w:tc>
+          <w:tcPr>
+            <w:tcW w:w="920" w:type="dxa"/>
+          </w:tcPr>
+          <w:p>
+            <w:pPr>
+              <w:spacing w:before="40" w:after="40"/>
+              <w:rPr>
+                <w:sz w:val="20"/>
+              </w:rPr>
+            </w:pPr>
+            <w:r>
+              <w:rPr>
+                <w:sz w:val="20"/>
+              </w:rPr>
+              <w:t>1:00</w:t>
             </w:r>
           </w:p>
         </w:tc>
       </w:tr>
       <w:tr>
         <w:trPr>
-          <w:jc w:val="center"/>
+          <w:cantSplit/>
         </w:trPr>
         <w:tc>
           <w:tcPr>
-            <w:tcW w:w="4986" w:type="dxa"/>
-            <w:shd w:val="clear" w:color="auto" w:fill="D9EAF0"/>
+            <w:tcW w:w="800" w:type="dxa"/>
           </w:tcPr>
           <w:p>
+            <w:pPr>
+              <w:spacing w:before="40" w:after="40"/>
+              <w:rPr>
+                <w:sz w:val="20"/>
+              </w:rPr>
+            </w:pPr>
             <w:r>
-              <w:t>Lecturer / Supervisor</w:t>
+              <w:rPr>
+                <w:sz w:val="20"/>
+              </w:rPr>
+              <w:t>3</w:t>
             </w:r>
           </w:p>
         </w:tc>
         <w:tc>
           <w:tcPr>
-            <w:tcW w:w="4986" w:type="dxa"/>
+            <w:tcW w:w="2450" w:type="dxa"/>
           </w:tcPr>
           <w:p>
+            <w:pPr>
+              <w:spacing w:before="40" w:after="40"/>
+              <w:rPr>
+                <w:sz w:val="20"/>
+              </w:rPr>
+            </w:pPr>
             <w:r>
-              <w:t>________________________________________</w:t>
+              <w:rPr>
+                <w:sz w:val="20"/>
+              </w:rPr>
+              <w:t>Aim and objectives</w:t>
+            </w:r>
+          </w:p>
+        </w:tc>
+        <w:tc>
+          <w:tcPr>
+            <w:tcW w:w="3749" w:type="dxa"/>
+          </w:tcPr>
+          <w:p>
+            <w:pPr>
+              <w:spacing w:before="40" w:after="40"/>
+              <w:rPr>
+                <w:sz w:val="20"/>
+              </w:rPr>
+            </w:pPr>
+            <w:r>
+              <w:rPr>
+                <w:sz w:val="20"/>
+              </w:rPr>
+              <w:t>One aim and five objectives; research questions linked to them</w:t>
+            </w:r>
+          </w:p>
+        </w:tc>
+        <w:tc>
+          <w:tcPr>
+            <w:tcW w:w="2061" w:type="dxa"/>
+          </w:tcPr>
+          <w:p>
+            <w:pPr>
+              <w:spacing w:before="40" w:after="40"/>
+              <w:rPr>
+                <w:sz w:val="20"/>
+              </w:rPr>
+            </w:pPr>
+            <w:r>
+              <w:rPr>
+                <w:sz w:val="20"/>
+              </w:rPr>
+              <w:t>Gedion Basson</w:t>
+            </w:r>
+          </w:p>
+        </w:tc>
+        <w:tc>
+          <w:tcPr>
+            <w:tcW w:w="920" w:type="dxa"/>
+          </w:tcPr>
+          <w:p>
+            <w:pPr>
+              <w:spacing w:before="40" w:after="40"/>
+              <w:rPr>
+                <w:sz w:val="20"/>
+              </w:rPr>
+            </w:pPr>
+            <w:r>
+              <w:rPr>
+                <w:sz w:val="20"/>
+              </w:rPr>
+              <w:t>1:00</w:t>
             </w:r>
           </w:p>
         </w:tc>
       </w:tr>
       <w:tr>
         <w:trPr>
-          <w:jc w:val="center"/>
+          <w:cantSplit/>
         </w:trPr>
         <w:tc>
           <w:tcPr>
-            <w:tcW w:w="4986" w:type="dxa"/>
-            <w:shd w:val="clear" w:color="auto" w:fill="D9EAF0"/>
+            <w:tcW w:w="800" w:type="dxa"/>
           </w:tcPr>
           <w:p>
+            <w:pPr>
+              <w:spacing w:before="40" w:after="40"/>
+              <w:rPr>
+                <w:sz w:val="20"/>
+              </w:rPr>
+            </w:pPr>
             <w:r>
-              <w:t>Week / Stage</w:t>
+              <w:rPr>
+                <w:sz w:val="20"/>
+              </w:rPr>
+              <w:t>4</w:t>
             </w:r>
           </w:p>
         </w:tc>
         <w:tc>
           <w:tcPr>
-            <w:tcW w:w="4986" w:type="dxa"/>
+            <w:tcW w:w="2450" w:type="dxa"/>
           </w:tcPr>
           <w:p>
+            <w:pPr>
+              <w:spacing w:before="40" w:after="40"/>
+              <w:rPr>
+                <w:sz w:val="20"/>
+              </w:rPr>
+            </w:pPr>
             <w:r>
-              <w:t>________________________________________</w:t>
+              <w:rPr>
+                <w:sz w:val="20"/>
+              </w:rPr>
+              <w:t>What exists already</w:t>
+            </w:r>
+          </w:p>
+        </w:tc>
+        <w:tc>
+          <w:tcPr>
+            <w:tcW w:w="3749" w:type="dxa"/>
+          </w:tcPr>
+          <w:p>
+            <w:pPr>
+              <w:spacing w:before="40" w:after="40"/>
+              <w:rPr>
+                <w:sz w:val="20"/>
+              </w:rPr>
+            </w:pPr>
+            <w:r>
+              <w:rPr>
+                <w:sz w:val="20"/>
+              </w:rPr>
+              <w:t>InPlace, Sonia Online, Mahara/PebblePad compared; the gap: account-free mentor verification plus monitoring</w:t>
+            </w:r>
+          </w:p>
+        </w:tc>
+        <w:tc>
+          <w:tcPr>
+            <w:tcW w:w="2061" w:type="dxa"/>
+          </w:tcPr>
+          <w:p>
+            <w:pPr>
+              <w:spacing w:before="40" w:after="40"/>
+              <w:rPr>
+                <w:sz w:val="20"/>
+              </w:rPr>
+            </w:pPr>
+            <w:r>
+              <w:rPr>
+                <w:sz w:val="20"/>
+              </w:rPr>
+              <w:t>Dylan Shepard</w:t>
+            </w:r>
+          </w:p>
+        </w:tc>
+        <w:tc>
+          <w:tcPr>
+            <w:tcW w:w="920" w:type="dxa"/>
+          </w:tcPr>
+          <w:p>
+            <w:pPr>
+              <w:spacing w:before="40" w:after="40"/>
+              <w:rPr>
+                <w:sz w:val="20"/>
+              </w:rPr>
+            </w:pPr>
+            <w:r>
+              <w:rPr>
+                <w:sz w:val="20"/>
+              </w:rPr>
+              <w:t>1:00</w:t>
             </w:r>
           </w:p>
         </w:tc>
       </w:tr>
       <w:tr>
         <w:trPr>
-          <w:jc w:val="center"/>
+          <w:cantSplit/>
         </w:trPr>
         <w:tc>
           <w:tcPr>
-            <w:tcW w:w="4986" w:type="dxa"/>
-            <w:shd w:val="clear" w:color="auto" w:fill="D9EAF0"/>
+            <w:tcW w:w="800" w:type="dxa"/>
           </w:tcPr>
           <w:p>
+            <w:pPr>
+              <w:spacing w:before="40" w:after="40"/>
+              <w:rPr>
+                <w:sz w:val="20"/>
+              </w:rPr>
+            </w:pPr>
             <w:r>
-              <w:t>Submission Date</w:t>
+              <w:rPr>
+                <w:sz w:val="20"/>
+              </w:rPr>
+              <w:t>5</w:t>
             </w:r>
           </w:p>
         </w:tc>
         <w:tc>
           <w:tcPr>
-            <w:tcW w:w="4986" w:type="dxa"/>
+            <w:tcW w:w="2450" w:type="dxa"/>
           </w:tcPr>
           <w:p>
+            <w:pPr>
+              <w:spacing w:before="40" w:after="40"/>
+              <w:rPr>
+                <w:sz w:val="20"/>
+              </w:rPr>
+            </w:pPr>
             <w:r>
-              <w:t>________________________________________</w:t>
+              <w:rPr>
+                <w:sz w:val="20"/>
+              </w:rPr>
+              <w:t>Requirements and method</w:t>
+            </w:r>
+          </w:p>
+        </w:tc>
+        <w:tc>
+          <w:tcPr>
+            <w:tcW w:w="3749" w:type="dxa"/>
+          </w:tcPr>
+          <w:p>
+            <w:pPr>
+              <w:spacing w:before="40" w:after="40"/>
+              <w:rPr>
+                <w:sz w:val="20"/>
+              </w:rPr>
+            </w:pPr>
+            <w:r>
+              <w:rPr>
+                <w:sz w:val="20"/>
+              </w:rPr>
+              <w:t>14 functional and 7 measurable non-functional requirements; Agile sprints aligned with the weekly submissions</w:t>
+            </w:r>
+          </w:p>
+        </w:tc>
+        <w:tc>
+          <w:tcPr>
+            <w:tcW w:w="2061" w:type="dxa"/>
+          </w:tcPr>
+          <w:p>
+            <w:pPr>
+              <w:spacing w:before="40" w:after="40"/>
+              <w:rPr>
+                <w:sz w:val="20"/>
+              </w:rPr>
+            </w:pPr>
+            <w:r>
+              <w:rPr>
+                <w:sz w:val="20"/>
+              </w:rPr>
+              <w:t>Sihle Kayise</w:t>
+            </w:r>
+          </w:p>
+        </w:tc>
+        <w:tc>
+          <w:tcPr>
+            <w:tcW w:w="920" w:type="dxa"/>
+          </w:tcPr>
+          <w:p>
+            <w:pPr>
+              <w:spacing w:before="40" w:after="40"/>
+              <w:rPr>
+                <w:sz w:val="20"/>
+              </w:rPr>
+            </w:pPr>
+            <w:r>
+              <w:rPr>
+                <w:sz w:val="20"/>
+              </w:rPr>
+              <w:t>1:00</w:t>
+            </w:r>
+          </w:p>
+        </w:tc>
+      </w:tr>
+      <w:tr>
+        <w:trPr>
+          <w:cantSplit/>
+        </w:trPr>
+        <w:tc>
+          <w:tcPr>
+            <w:tcW w:w="800" w:type="dxa"/>
+          </w:tcPr>
+          <w:p>
+            <w:pPr>
+              <w:spacing w:before="40" w:after="40"/>
+              <w:rPr>
+                <w:sz w:val="20"/>
+              </w:rPr>
+            </w:pPr>
+            <w:r>
+              <w:rPr>
+                <w:sz w:val="20"/>
+              </w:rPr>
+              <w:t>6</w:t>
+            </w:r>
+          </w:p>
+        </w:tc>
+        <w:tc>
+          <w:tcPr>
+            <w:tcW w:w="2450" w:type="dxa"/>
+          </w:tcPr>
+          <w:p>
+            <w:pPr>
+              <w:spacing w:before="40" w:after="40"/>
+              <w:rPr>
+                <w:sz w:val="20"/>
+              </w:rPr>
+            </w:pPr>
+            <w:r>
+              <w:rPr>
+                <w:sz w:val="20"/>
+              </w:rPr>
+              <w:t>Design</w:t>
+            </w:r>
+          </w:p>
+        </w:tc>
+        <w:tc>
+          <w:tcPr>
+            <w:tcW w:w="3749" w:type="dxa"/>
+          </w:tcPr>
+          <w:p>
+            <w:pPr>
+              <w:spacing w:before="40" w:after="40"/>
+              <w:rPr>
+                <w:sz w:val="20"/>
+              </w:rPr>
+            </w:pPr>
+            <w:r>
+              <w:rPr>
+                <w:sz w:val="20"/>
+              </w:rPr>
+              <w:t>Architecture diagram; ERD (3 tables); verification sequence diagram</w:t>
+            </w:r>
+          </w:p>
+        </w:tc>
+        <w:tc>
+          <w:tcPr>
+            <w:tcW w:w="2061" w:type="dxa"/>
+          </w:tcPr>
+          <w:p>
+            <w:pPr>
+              <w:spacing w:before="40" w:after="40"/>
+              <w:rPr>
+                <w:sz w:val="20"/>
+              </w:rPr>
+            </w:pPr>
+            <w:r>
+              <w:rPr>
+                <w:sz w:val="20"/>
+              </w:rPr>
+              <w:t>Moegammad Green</w:t>
+            </w:r>
+          </w:p>
+        </w:tc>
+        <w:tc>
+          <w:tcPr>
+            <w:tcW w:w="920" w:type="dxa"/>
+          </w:tcPr>
+          <w:p>
+            <w:pPr>
+              <w:spacing w:before="40" w:after="40"/>
+              <w:rPr>
+                <w:sz w:val="20"/>
+              </w:rPr>
+            </w:pPr>
+            <w:r>
+              <w:rPr>
+                <w:sz w:val="20"/>
+              </w:rPr>
+              <w:t>1:30</w:t>
+            </w:r>
+          </w:p>
+        </w:tc>
+      </w:tr>
+      <w:tr>
+        <w:trPr>
+          <w:cantSplit/>
+        </w:trPr>
+        <w:tc>
+          <w:tcPr>
+            <w:tcW w:w="800" w:type="dxa"/>
+          </w:tcPr>
+          <w:p>
+            <w:pPr>
+              <w:spacing w:before="40" w:after="40"/>
+              <w:rPr>
+                <w:sz w:val="20"/>
+              </w:rPr>
+            </w:pPr>
+            <w:r>
+              <w:rPr>
+                <w:sz w:val="20"/>
+              </w:rPr>
+              <w:t>7</w:t>
+            </w:r>
+          </w:p>
+        </w:tc>
+        <w:tc>
+          <w:tcPr>
+            <w:tcW w:w="2450" w:type="dxa"/>
+          </w:tcPr>
+          <w:p>
+            <w:pPr>
+              <w:spacing w:before="40" w:after="40"/>
+              <w:rPr>
+                <w:sz w:val="20"/>
+              </w:rPr>
+            </w:pPr>
+            <w:r>
+              <w:rPr>
+                <w:sz w:val="20"/>
+              </w:rPr>
+              <w:t>Live demonstration</w:t>
+            </w:r>
+          </w:p>
+        </w:tc>
+        <w:tc>
+          <w:tcPr>
+            <w:tcW w:w="3749" w:type="dxa"/>
+          </w:tcPr>
+          <w:p>
+            <w:pPr>
+              <w:spacing w:before="40" w:after="40"/>
+              <w:rPr>
+                <w:sz w:val="20"/>
+              </w:rPr>
+            </w:pPr>
+            <w:r>
+              <w:rPr>
+                <w:sz w:val="20"/>
+              </w:rPr>
+              <w:t>Switch to the browser (Section 4 below)</w:t>
+            </w:r>
+          </w:p>
+        </w:tc>
+        <w:tc>
+          <w:tcPr>
+            <w:tcW w:w="2061" w:type="dxa"/>
+          </w:tcPr>
+          <w:p>
+            <w:pPr>
+              <w:spacing w:before="40" w:after="40"/>
+              <w:rPr>
+                <w:sz w:val="20"/>
+              </w:rPr>
+            </w:pPr>
+            <w:r>
+              <w:rPr>
+                <w:sz w:val="20"/>
+              </w:rPr>
+              <w:t>Moegammad Green and Gedion Basson</w:t>
+            </w:r>
+          </w:p>
+        </w:tc>
+        <w:tc>
+          <w:tcPr>
+            <w:tcW w:w="920" w:type="dxa"/>
+          </w:tcPr>
+          <w:p>
+            <w:pPr>
+              <w:spacing w:before="40" w:after="40"/>
+              <w:rPr>
+                <w:sz w:val="20"/>
+              </w:rPr>
+            </w:pPr>
+            <w:r>
+              <w:rPr>
+                <w:sz w:val="20"/>
+              </w:rPr>
+              <w:t>5:00</w:t>
+            </w:r>
+          </w:p>
+        </w:tc>
+      </w:tr>
+      <w:tr>
+        <w:trPr>
+          <w:cantSplit/>
+        </w:trPr>
+        <w:tc>
+          <w:tcPr>
+            <w:tcW w:w="800" w:type="dxa"/>
+          </w:tcPr>
+          <w:p>
+            <w:pPr>
+              <w:spacing w:before="40" w:after="40"/>
+              <w:rPr>
+                <w:sz w:val="20"/>
+              </w:rPr>
+            </w:pPr>
+            <w:r>
+              <w:rPr>
+                <w:sz w:val="20"/>
+              </w:rPr>
+              <w:t>8</w:t>
+            </w:r>
+          </w:p>
+        </w:tc>
+        <w:tc>
+          <w:tcPr>
+            <w:tcW w:w="2450" w:type="dxa"/>
+          </w:tcPr>
+          <w:p>
+            <w:pPr>
+              <w:spacing w:before="40" w:after="40"/>
+              <w:rPr>
+                <w:sz w:val="20"/>
+              </w:rPr>
+            </w:pPr>
+            <w:r>
+              <w:rPr>
+                <w:sz w:val="20"/>
+              </w:rPr>
+              <w:t>Testing and results</w:t>
+            </w:r>
+          </w:p>
+        </w:tc>
+        <w:tc>
+          <w:tcPr>
+            <w:tcW w:w="3749" w:type="dxa"/>
+          </w:tcPr>
+          <w:p>
+            <w:pPr>
+              <w:spacing w:before="40" w:after="40"/>
+              <w:rPr>
+                <w:sz w:val="20"/>
+              </w:rPr>
+            </w:pPr>
+            <w:r>
+              <w:rPr>
+                <w:sz w:val="20"/>
+              </w:rPr>
+              <w:t>55 test cases, 54 passed, 1 blocked; automated suite; response times</w:t>
+            </w:r>
+          </w:p>
+        </w:tc>
+        <w:tc>
+          <w:tcPr>
+            <w:tcW w:w="2061" w:type="dxa"/>
+          </w:tcPr>
+          <w:p>
+            <w:pPr>
+              <w:spacing w:before="40" w:after="40"/>
+              <w:rPr>
+                <w:sz w:val="20"/>
+              </w:rPr>
+            </w:pPr>
+            <w:r>
+              <w:rPr>
+                <w:sz w:val="20"/>
+              </w:rPr>
+              <w:t>Dylan Shepard</w:t>
+            </w:r>
+          </w:p>
+        </w:tc>
+        <w:tc>
+          <w:tcPr>
+            <w:tcW w:w="920" w:type="dxa"/>
+          </w:tcPr>
+          <w:p>
+            <w:pPr>
+              <w:spacing w:before="40" w:after="40"/>
+              <w:rPr>
+                <w:sz w:val="20"/>
+              </w:rPr>
+            </w:pPr>
+            <w:r>
+              <w:rPr>
+                <w:sz w:val="20"/>
+              </w:rPr>
+              <w:t>1:30</w:t>
+            </w:r>
+          </w:p>
+        </w:tc>
+      </w:tr>
+      <w:tr>
+        <w:trPr>
+          <w:cantSplit/>
+        </w:trPr>
+        <w:tc>
+          <w:tcPr>
+            <w:tcW w:w="800" w:type="dxa"/>
+          </w:tcPr>
+          <w:p>
+            <w:pPr>
+              <w:spacing w:before="40" w:after="40"/>
+              <w:rPr>
+                <w:sz w:val="20"/>
+              </w:rPr>
+            </w:pPr>
+            <w:r>
+              <w:rPr>
+                <w:sz w:val="20"/>
+              </w:rPr>
+              <w:t>9</w:t>
+            </w:r>
+          </w:p>
+        </w:tc>
+        <w:tc>
+          <w:tcPr>
+            <w:tcW w:w="2450" w:type="dxa"/>
+          </w:tcPr>
+          <w:p>
+            <w:pPr>
+              <w:spacing w:before="40" w:after="40"/>
+              <w:rPr>
+                <w:sz w:val="20"/>
+              </w:rPr>
+            </w:pPr>
+            <w:r>
+              <w:rPr>
+                <w:sz w:val="20"/>
+              </w:rPr>
+              <w:t>Defects found and fixed</w:t>
+            </w:r>
+          </w:p>
+        </w:tc>
+        <w:tc>
+          <w:tcPr>
+            <w:tcW w:w="3749" w:type="dxa"/>
+          </w:tcPr>
+          <w:p>
+            <w:pPr>
+              <w:spacing w:before="40" w:after="40"/>
+              <w:rPr>
+                <w:sz w:val="20"/>
+              </w:rPr>
+            </w:pPr>
+            <w:r>
+              <w:rPr>
+                <w:sz w:val="20"/>
+              </w:rPr>
+              <w:t>DEF-01 forged session cookie (critical), DEF-02 expired links, DEF-03 mobile layout: found, fixed, retested</w:t>
+            </w:r>
+          </w:p>
+        </w:tc>
+        <w:tc>
+          <w:tcPr>
+            <w:tcW w:w="2061" w:type="dxa"/>
+          </w:tcPr>
+          <w:p>
+            <w:pPr>
+              <w:spacing w:before="40" w:after="40"/>
+              <w:rPr>
+                <w:sz w:val="20"/>
+              </w:rPr>
+            </w:pPr>
+            <w:r>
+              <w:rPr>
+                <w:sz w:val="20"/>
+              </w:rPr>
+              <w:t>Dylan Shepard</w:t>
+            </w:r>
+          </w:p>
+        </w:tc>
+        <w:tc>
+          <w:tcPr>
+            <w:tcW w:w="920" w:type="dxa"/>
+          </w:tcPr>
+          <w:p>
+            <w:pPr>
+              <w:spacing w:before="40" w:after="40"/>
+              <w:rPr>
+                <w:sz w:val="20"/>
+              </w:rPr>
+            </w:pPr>
+            <w:r>
+              <w:rPr>
+                <w:sz w:val="20"/>
+              </w:rPr>
+              <w:t>1:00</w:t>
+            </w:r>
+          </w:p>
+        </w:tc>
+      </w:tr>
+      <w:tr>
+        <w:trPr>
+          <w:cantSplit/>
+        </w:trPr>
+        <w:tc>
+          <w:tcPr>
+            <w:tcW w:w="800" w:type="dxa"/>
+          </w:tcPr>
+          <w:p>
+            <w:pPr>
+              <w:spacing w:before="40" w:after="40"/>
+              <w:rPr>
+                <w:sz w:val="20"/>
+              </w:rPr>
+            </w:pPr>
+            <w:r>
+              <w:rPr>
+                <w:sz w:val="20"/>
+              </w:rPr>
+              <w:t>10</w:t>
+            </w:r>
+          </w:p>
+        </w:tc>
+        <w:tc>
+          <w:tcPr>
+            <w:tcW w:w="2450" w:type="dxa"/>
+          </w:tcPr>
+          <w:p>
+            <w:pPr>
+              <w:spacing w:before="40" w:after="40"/>
+              <w:rPr>
+                <w:sz w:val="20"/>
+              </w:rPr>
+            </w:pPr>
+            <w:r>
+              <w:rPr>
+                <w:sz w:val="20"/>
+              </w:rPr>
+              <w:t>Conclusion and future work</w:t>
+            </w:r>
+          </w:p>
+        </w:tc>
+        <w:tc>
+          <w:tcPr>
+            <w:tcW w:w="3749" w:type="dxa"/>
+          </w:tcPr>
+          <w:p>
+            <w:pPr>
+              <w:spacing w:before="40" w:after="40"/>
+              <w:rPr>
+                <w:sz w:val="20"/>
+              </w:rPr>
+            </w:pPr>
+            <w:r>
+              <w:rPr>
+                <w:sz w:val="20"/>
+              </w:rPr>
+              <w:t>Objectives achieved; limitations (synthetic data, usability not yet measured); future work</w:t>
+            </w:r>
+          </w:p>
+        </w:tc>
+        <w:tc>
+          <w:tcPr>
+            <w:tcW w:w="2061" w:type="dxa"/>
+          </w:tcPr>
+          <w:p>
+            <w:pPr>
+              <w:spacing w:before="40" w:after="40"/>
+              <w:rPr>
+                <w:sz w:val="20"/>
+              </w:rPr>
+            </w:pPr>
+            <w:r>
+              <w:rPr>
+                <w:sz w:val="20"/>
+              </w:rPr>
+              <w:t>Sihle Kayise</w:t>
+            </w:r>
+          </w:p>
+        </w:tc>
+        <w:tc>
+          <w:tcPr>
+            <w:tcW w:w="920" w:type="dxa"/>
+          </w:tcPr>
+          <w:p>
+            <w:pPr>
+              <w:spacing w:before="40" w:after="40"/>
+              <w:rPr>
+                <w:sz w:val="20"/>
+              </w:rPr>
+            </w:pPr>
+            <w:r>
+              <w:rPr>
+                <w:sz w:val="20"/>
+              </w:rPr>
+              <w:t>1:00</w:t>
+            </w:r>
+          </w:p>
+        </w:tc>
+      </w:tr>
+      <w:tr>
+        <w:trPr>
+          <w:cantSplit/>
+        </w:trPr>
+        <w:tc>
+          <w:tcPr>
+            <w:tcW w:w="800" w:type="dxa"/>
+          </w:tcPr>
+          <w:p>
+            <w:pPr>
+              <w:spacing w:before="40" w:after="40"/>
+              <w:rPr>
+                <w:sz w:val="20"/>
+              </w:rPr>
+            </w:pPr>
+            <w:r>
+              <w:rPr>
+                <w:sz w:val="20"/>
+              </w:rPr>
+              <w:t>11</w:t>
+            </w:r>
+          </w:p>
+        </w:tc>
+        <w:tc>
+          <w:tcPr>
+            <w:tcW w:w="2450" w:type="dxa"/>
+          </w:tcPr>
+          <w:p>
+            <w:pPr>
+              <w:spacing w:before="40" w:after="40"/>
+              <w:rPr>
+                <w:sz w:val="20"/>
+              </w:rPr>
+            </w:pPr>
+            <w:r>
+              <w:rPr>
+                <w:sz w:val="20"/>
+              </w:rPr>
+              <w:t>Team and Git evidence</w:t>
+            </w:r>
+          </w:p>
+        </w:tc>
+        <w:tc>
+          <w:tcPr>
+            <w:tcW w:w="3749" w:type="dxa"/>
+          </w:tcPr>
+          <w:p>
+            <w:pPr>
+              <w:spacing w:before="40" w:after="40"/>
+              <w:rPr>
+                <w:sz w:val="20"/>
+              </w:rPr>
+            </w:pPr>
+            <w:r>
+              <w:rPr>
+                <w:sz w:val="20"/>
+              </w:rPr>
+              <w:t>Each member's role and contribution; branches and pull requests</w:t>
+            </w:r>
+          </w:p>
+        </w:tc>
+        <w:tc>
+          <w:tcPr>
+            <w:tcW w:w="2061" w:type="dxa"/>
+          </w:tcPr>
+          <w:p>
+            <w:pPr>
+              <w:spacing w:before="40" w:after="40"/>
+              <w:rPr>
+                <w:sz w:val="20"/>
+              </w:rPr>
+            </w:pPr>
+            <w:r>
+              <w:rPr>
+                <w:sz w:val="20"/>
+              </w:rPr>
+              <w:t>All members</w:t>
+            </w:r>
+          </w:p>
+        </w:tc>
+        <w:tc>
+          <w:tcPr>
+            <w:tcW w:w="920" w:type="dxa"/>
+          </w:tcPr>
+          <w:p>
+            <w:pPr>
+              <w:spacing w:before="40" w:after="40"/>
+              <w:rPr>
+                <w:sz w:val="20"/>
+              </w:rPr>
+            </w:pPr>
+            <w:r>
+              <w:rPr>
+                <w:sz w:val="20"/>
+              </w:rPr>
+              <w:t>0:30</w:t>
+            </w:r>
+          </w:p>
+        </w:tc>
+      </w:tr>
+      <w:tr>
+        <w:trPr>
+          <w:cantSplit/>
+        </w:trPr>
+        <w:tc>
+          <w:tcPr>
+            <w:tcW w:w="800" w:type="dxa"/>
+          </w:tcPr>
+          <w:p>
+            <w:pPr>
+              <w:spacing w:before="40" w:after="40"/>
+              <w:rPr>
+                <w:sz w:val="20"/>
+              </w:rPr>
+            </w:pPr>
+            <w:r>
+              <w:rPr>
+                <w:sz w:val="20"/>
+              </w:rPr>
+              <w:t>12</w:t>
+            </w:r>
+          </w:p>
+        </w:tc>
+        <w:tc>
+          <w:tcPr>
+            <w:tcW w:w="2450" w:type="dxa"/>
+          </w:tcPr>
+          <w:p>
+            <w:pPr>
+              <w:spacing w:before="40" w:after="40"/>
+              <w:rPr>
+                <w:sz w:val="20"/>
+              </w:rPr>
+            </w:pPr>
+            <w:r>
+              <w:rPr>
+                <w:sz w:val="20"/>
+              </w:rPr>
+              <w:t>Questions</w:t>
+            </w:r>
+          </w:p>
+        </w:tc>
+        <w:tc>
+          <w:tcPr>
+            <w:tcW w:w="3749" w:type="dxa"/>
+          </w:tcPr>
+          <w:p>
+            <w:pPr>
+              <w:spacing w:before="40" w:after="40"/>
+              <w:rPr>
+                <w:sz w:val="20"/>
+              </w:rPr>
+            </w:pPr>
+            <w:r>
+              <w:rPr>
+                <w:sz w:val="20"/>
+              </w:rPr>
+              <w:t>Thank you; questions</w:t>
+            </w:r>
+          </w:p>
+        </w:tc>
+        <w:tc>
+          <w:tcPr>
+            <w:tcW w:w="2061" w:type="dxa"/>
+          </w:tcPr>
+          <w:p>
+            <w:pPr>
+              <w:spacing w:before="40" w:after="40"/>
+              <w:rPr>
+                <w:sz w:val="20"/>
+              </w:rPr>
+            </w:pPr>
+            <w:r>
+              <w:rPr>
+                <w:sz w:val="20"/>
+              </w:rPr>
+              <w:t>All members</w:t>
+            </w:r>
+          </w:p>
+        </w:tc>
+        <w:tc>
+          <w:tcPr>
+            <w:tcW w:w="920" w:type="dxa"/>
+          </w:tcPr>
+          <w:p>
+            <w:pPr>
+              <w:spacing w:before="40" w:after="40"/>
+              <w:rPr>
+                <w:sz w:val="20"/>
+              </w:rPr>
+            </w:pPr>
+            <w:r>
+              <w:rPr>
+                <w:sz w:val="20"/>
+              </w:rPr>
+              <w:t>—</w:t>
             </w:r>
           </w:p>
         </w:tc>
       </w:tr>
     </w:tbl>
+    <w:p/>
     <w:p>
+      <w:pPr>
+        <w:pStyle w:val="Heading2"/>
+      </w:pPr>
       <w:r>
-        <w:br w:type="page"/>
+        <w:t>2. Opening</w:t>
       </w:r>
     </w:p>
     <w:p>
       <w:pPr>
-        <w:pStyle w:val="Heading1"/>
+        <w:keepLines/>
       </w:pPr>
       <w:r>
-        <w:lastRenderedPageBreak/>
-        <w:t>1. Opening</w:t>
-      </w:r>
-    </w:p>
-    <w:p>
-      <w:r>
-        <w:t>Introduce the problem, project title and team.</w:t>
-      </w:r>
-    </w:p>
-    <w:p>
-      <w:r>
-        <w:t>________________________________________________________________________________</w:t>
-      </w:r>
-    </w:p>
-    <w:p>
-      <w:r>
-        <w:t>________________________________________________________________________________</w:t>
-      </w:r>
-    </w:p>
-    <w:p>
-      <w:r>
-        <w:t>________________________________________________________________________________</w:t>
+        <w:t>Gedion Basson introduces the team and the project: "We are Group 3 and we built TrackWIL, a web application that replaces paper and email WIL logbooks. Students record their daily work, workplace mentors verify it from a link without needing an account, and coordinators and lecturers can see straight away who is on track and who is falling behind."</w:t>
       </w:r>
     </w:p>
     <w:p>
       <w:pPr>
-        <w:pStyle w:val="Heading1"/>
+        <w:pStyle w:val="Heading2"/>
       </w:pPr>
       <w:r>
-        <w:t>2. Problem and Objectives</w:t>
-      </w:r>
-    </w:p>
-    <w:p>
-      <w:r>
-        <w:t>Explain the problem and project objectives briefly.</w:t>
-      </w:r>
-    </w:p>
-    <w:p>
-      <w:r>
-        <w:t>________________________________________________________________________________</w:t>
-      </w:r>
-    </w:p>
-    <w:p>
-      <w:r>
-        <w:t>________________________________________________________________________________</w:t>
-      </w:r>
-    </w:p>
-    <w:p>
-      <w:r>
-        <w:t>________________________________________________________________________________</w:t>
+        <w:lastRenderedPageBreak/>
+        <w:t>3. Problem, Objectives and Design</w:t>
       </w:r>
     </w:p>
     <w:p>
       <w:pPr>
-        <w:pStyle w:val="Heading1"/>
+        <w:pStyle w:val="ListParagraph"/>
+        <w:keepLines/>
+        <w:numPr>
+          <w:ilvl w:val="0"/>
+          <w:numId w:val="10"/>
+        </w:numPr>
+        <w:ind w:left="1080"/>
       </w:pPr>
       <w:r>
-        <w:t>3. Architecture / Design</w:t>
+        <w:rPr>
+          <w:b/>
+        </w:rPr>
+        <w:t>Problem (Gedion):</w:t>
       </w:r>
-    </w:p>
-    <w:p>
       <w:r>
-        <w:t>Show the main design and technologies.</w:t>
-      </w:r>
-    </w:p>
-    <w:p>
-      <w:r>
-        <w:t>________________________________________________________________________________</w:t>
-      </w:r>
-    </w:p>
-    <w:p>
-      <w:r>
-        <w:t>________________________________________________________________________________</w:t>
-      </w:r>
-    </w:p>
-    <w:p>
-      <w:r>
-        <w:t>________________________________________________________________________________</w:t>
+        <w:t xml:space="preserve"> students wait for signed documents, documents are lost in email, and staff cannot see progress without chasing students.</w:t>
       </w:r>
     </w:p>
     <w:p>
       <w:pPr>
-        <w:pStyle w:val="Heading1"/>
+        <w:pStyle w:val="ListParagraph"/>
+        <w:keepLines/>
+        <w:numPr>
+          <w:ilvl w:val="0"/>
+          <w:numId w:val="10"/>
+        </w:numPr>
+        <w:ind w:left="1080"/>
+      </w:pPr>
+      <w:r>
+        <w:rPr>
+          <w:b/>
+        </w:rPr>
+        <w:t>Gap (Dylan):</w:t>
+      </w:r>
+      <w:r>
+        <w:t xml:space="preserve"> existing placement and portfolio systems are broad and institution-configured; mentors usually need accounts.</w:t>
+      </w:r>
+    </w:p>
+    <w:p>
+      <w:pPr>
+        <w:pStyle w:val="ListParagraph"/>
+        <w:keepLines/>
+        <w:numPr>
+          <w:ilvl w:val="0"/>
+          <w:numId w:val="10"/>
+        </w:numPr>
+        <w:ind w:left="1080"/>
+      </w:pPr>
+      <w:r>
+        <w:rPr>
+          <w:b/>
+        </w:rPr>
+        <w:t>Requirements and method (Sihle):</w:t>
+      </w:r>
+      <w:r>
+        <w:t xml:space="preserve"> prioritised, testable requirements; four one-week sprints ending on each submission date.</w:t>
+      </w:r>
+    </w:p>
+    <w:p>
+      <w:pPr>
+        <w:pStyle w:val="ListParagraph"/>
+        <w:keepLines/>
+        <w:numPr>
+          <w:ilvl w:val="0"/>
+          <w:numId w:val="10"/>
+        </w:numPr>
+        <w:ind w:left="1080"/>
+      </w:pPr>
+      <w:r>
+        <w:rPr>
+          <w:b/>
+        </w:rPr>
+        <w:t>Design (Moe):</w:t>
+      </w:r>
+      <w:r>
+        <w:t xml:space="preserve"> a single Next.js application in three layers; SQLite database with three tables; the verification sequence with one-time tokens and transactions.</w:t>
+      </w:r>
+    </w:p>
+    <w:p>
+      <w:pPr>
+        <w:pStyle w:val="Heading2"/>
       </w:pPr>
       <w:r>
         <w:t>4. Live Demonstration Flow</w:t>
       </w:r>
     </w:p>
     <w:p>
+      <w:pPr>
+        <w:keepLines/>
+      </w:pPr>
       <w:r>
-        <w:t>List the exact features to demonstrate in sequence, including expected results.</w:t>
-      </w:r>
-    </w:p>
-    <w:p>
-      <w:r>
-        <w:t>________________________________________________________________________________</w:t>
-      </w:r>
-    </w:p>
-    <w:p>
-      <w:r>
-        <w:t>________________________________________________________________________________</w:t>
-      </w:r>
-    </w:p>
-    <w:p>
-      <w:r>
-        <w:t>________________________________________________________________________________</w:t>
-      </w:r>
-    </w:p>
-    <w:p>
-      <w:r>
-        <w:t>________________________________________________________________________________</w:t>
-      </w:r>
-    </w:p>
-    <w:p>
-      <w:r>
-        <w:t>________________________________________________________________________________</w:t>
-      </w:r>
-    </w:p>
-    <w:p>
-      <w:r>
-        <w:t>________________________________________________________________________________</w:t>
-      </w:r>
-    </w:p>
-    <w:p>
-      <w:r>
-        <w:t>________________________________________________________________________________</w:t>
-      </w:r>
-    </w:p>
-    <w:p>
-      <w:r>
-        <w:lastRenderedPageBreak/>
-        <w:t>________________________________________________________________________________</w:t>
+        <w:t>Before the presentation: run npm run db:reset, start the application (npm run build, then npm start), open http://localhost:3000 in one normal window and one private window, and close every other application.</w:t>
       </w:r>
     </w:p>
     <w:p>
       <w:pPr>
-        <w:pStyle w:val="Heading1"/>
+        <w:pStyle w:val="Caption"/>
+        <w:keepNext/>
+        <w:keepLines/>
+        <w:rPr>
+          <w:b w:val="0"/>
+        </w:rPr>
+      </w:pPr>
+      <w:r>
+        <w:rPr>
+          <w:b w:val="0"/>
+        </w:rPr>
+        <w:t xml:space="preserve">Table </w:t>
+      </w:r>
+      <w:r>
+        <w:rPr>
+          <w:b w:val="0"/>
+        </w:rPr>
+        <w:fldChar w:fldCharType="begin"/>
+      </w:r>
+      <w:r>
+        <w:rPr>
+          <w:b w:val="0"/>
+        </w:rPr>
+        <w:instrText xml:space="preserve"> SEQ Table \* ARABIC </w:instrText>
+      </w:r>
+      <w:r>
+        <w:rPr>
+          <w:b w:val="0"/>
+        </w:rPr>
+        <w:fldChar w:fldCharType="separate"/>
+      </w:r>
+      <w:r>
+        <w:rPr>
+          <w:b w:val="0"/>
+          <w:noProof/>
+        </w:rPr>
+        <w:t>2</w:t>
+      </w:r>
+      <w:r>
+        <w:rPr>
+          <w:b w:val="0"/>
+        </w:rPr>
+        <w:fldChar w:fldCharType="end"/>
+      </w:r>
+      <w:r>
+        <w:rPr>
+          <w:b w:val="0"/>
+        </w:rPr>
+        <w:t>: Live demonstration steps and expected results</w:t>
+      </w:r>
+    </w:p>
+    <w:tbl>
+      <w:tblPr>
+        <w:tblStyle w:val="TableGrid"/>
+        <w:tblW w:w="9981" w:type="dxa"/>
+        <w:tblLayout w:type="fixed"/>
+        <w:tblLook w:val="04A0" w:firstRow="1" w:lastRow="0" w:firstColumn="1" w:lastColumn="0" w:noHBand="0" w:noVBand="1"/>
+      </w:tblPr>
+      <w:tblGrid>
+        <w:gridCol w:w="908"/>
+        <w:gridCol w:w="4239"/>
+        <w:gridCol w:w="3199"/>
+        <w:gridCol w:w="1635"/>
+      </w:tblGrid>
+      <w:tr>
+        <w:trPr>
+          <w:cantSplit/>
+          <w:tblHeader/>
+        </w:trPr>
+        <w:tc>
+          <w:tcPr>
+            <w:tcW w:w="908" w:type="dxa"/>
+            <w:shd w:val="clear" w:color="auto" w:fill="E6E6E6"/>
+          </w:tcPr>
+          <w:p>
+            <w:pPr>
+              <w:spacing w:before="40" w:after="40"/>
+              <w:rPr>
+                <w:b/>
+                <w:sz w:val="20"/>
+              </w:rPr>
+            </w:pPr>
+            <w:r>
+              <w:rPr>
+                <w:b/>
+                <w:sz w:val="20"/>
+              </w:rPr>
+              <w:t>Step</w:t>
+            </w:r>
+          </w:p>
+        </w:tc>
+        <w:tc>
+          <w:tcPr>
+            <w:tcW w:w="4239" w:type="dxa"/>
+            <w:shd w:val="clear" w:color="auto" w:fill="E6E6E6"/>
+          </w:tcPr>
+          <w:p>
+            <w:pPr>
+              <w:spacing w:before="40" w:after="40"/>
+              <w:rPr>
+                <w:b/>
+                <w:sz w:val="20"/>
+              </w:rPr>
+            </w:pPr>
+            <w:r>
+              <w:rPr>
+                <w:b/>
+                <w:sz w:val="20"/>
+              </w:rPr>
+              <w:t>Action</w:t>
+            </w:r>
+          </w:p>
+        </w:tc>
+        <w:tc>
+          <w:tcPr>
+            <w:tcW w:w="3199" w:type="dxa"/>
+            <w:shd w:val="clear" w:color="auto" w:fill="E6E6E6"/>
+          </w:tcPr>
+          <w:p>
+            <w:pPr>
+              <w:spacing w:before="40" w:after="40"/>
+              <w:rPr>
+                <w:b/>
+                <w:sz w:val="20"/>
+              </w:rPr>
+            </w:pPr>
+            <w:r>
+              <w:rPr>
+                <w:b/>
+                <w:sz w:val="20"/>
+              </w:rPr>
+              <w:t>Expected result</w:t>
+            </w:r>
+          </w:p>
+        </w:tc>
+        <w:tc>
+          <w:tcPr>
+            <w:tcW w:w="1635" w:type="dxa"/>
+            <w:shd w:val="clear" w:color="auto" w:fill="E6E6E6"/>
+          </w:tcPr>
+          <w:p>
+            <w:pPr>
+              <w:spacing w:before="40" w:after="40"/>
+              <w:rPr>
+                <w:b/>
+                <w:sz w:val="20"/>
+              </w:rPr>
+            </w:pPr>
+            <w:r>
+              <w:rPr>
+                <w:b/>
+                <w:sz w:val="20"/>
+              </w:rPr>
+              <w:t>Presenter</w:t>
+            </w:r>
+          </w:p>
+        </w:tc>
+      </w:tr>
+      <w:tr>
+        <w:trPr>
+          <w:cantSplit/>
+        </w:trPr>
+        <w:tc>
+          <w:tcPr>
+            <w:tcW w:w="908" w:type="dxa"/>
+          </w:tcPr>
+          <w:p>
+            <w:pPr>
+              <w:spacing w:before="40" w:after="40"/>
+              <w:rPr>
+                <w:sz w:val="20"/>
+              </w:rPr>
+            </w:pPr>
+            <w:r>
+              <w:rPr>
+                <w:sz w:val="20"/>
+              </w:rPr>
+              <w:t>1</w:t>
+            </w:r>
+          </w:p>
+        </w:tc>
+        <w:tc>
+          <w:tcPr>
+            <w:tcW w:w="4239" w:type="dxa"/>
+          </w:tcPr>
+          <w:p>
+            <w:pPr>
+              <w:spacing w:before="40" w:after="40"/>
+              <w:rPr>
+                <w:sz w:val="20"/>
+              </w:rPr>
+            </w:pPr>
+            <w:r>
+              <w:rPr>
+                <w:sz w:val="20"/>
+              </w:rPr>
+              <w:t>Sign in as student2@ctucareer.co.za / student123</w:t>
+            </w:r>
+          </w:p>
+        </w:tc>
+        <w:tc>
+          <w:tcPr>
+            <w:tcW w:w="3199" w:type="dxa"/>
+          </w:tcPr>
+          <w:p>
+            <w:pPr>
+              <w:spacing w:before="40" w:after="40"/>
+              <w:rPr>
+                <w:sz w:val="20"/>
+              </w:rPr>
+            </w:pPr>
+            <w:r>
+              <w:rPr>
+                <w:sz w:val="20"/>
+              </w:rPr>
+              <w:t>Sihle's logbook opens: "6 of 200 verified hours completed", one entry Pending verification</w:t>
+            </w:r>
+          </w:p>
+        </w:tc>
+        <w:tc>
+          <w:tcPr>
+            <w:tcW w:w="1635" w:type="dxa"/>
+          </w:tcPr>
+          <w:p>
+            <w:pPr>
+              <w:spacing w:before="40" w:after="40"/>
+              <w:rPr>
+                <w:sz w:val="20"/>
+              </w:rPr>
+            </w:pPr>
+            <w:r>
+              <w:rPr>
+                <w:sz w:val="20"/>
+              </w:rPr>
+              <w:t>Moe</w:t>
+            </w:r>
+          </w:p>
+        </w:tc>
+      </w:tr>
+      <w:tr>
+        <w:trPr>
+          <w:cantSplit/>
+        </w:trPr>
+        <w:tc>
+          <w:tcPr>
+            <w:tcW w:w="908" w:type="dxa"/>
+          </w:tcPr>
+          <w:p>
+            <w:pPr>
+              <w:spacing w:before="40" w:after="40"/>
+              <w:rPr>
+                <w:sz w:val="20"/>
+              </w:rPr>
+            </w:pPr>
+            <w:r>
+              <w:rPr>
+                <w:sz w:val="20"/>
+              </w:rPr>
+              <w:t>2</w:t>
+            </w:r>
+          </w:p>
+        </w:tc>
+        <w:tc>
+          <w:tcPr>
+            <w:tcW w:w="4239" w:type="dxa"/>
+          </w:tcPr>
+          <w:p>
+            <w:pPr>
+              <w:spacing w:before="40" w:after="40"/>
+              <w:rPr>
+                <w:sz w:val="20"/>
+              </w:rPr>
+            </w:pPr>
+            <w:r>
+              <w:rPr>
+                <w:sz w:val="20"/>
+              </w:rPr>
+              <w:t>Click New entry; enter today's date, a short description, 6 hours, mentor@host.co.za and attach a PDF</w:t>
+            </w:r>
+          </w:p>
+        </w:tc>
+        <w:tc>
+          <w:tcPr>
+            <w:tcW w:w="3199" w:type="dxa"/>
+          </w:tcPr>
+          <w:p>
+            <w:pPr>
+              <w:spacing w:before="40" w:after="40"/>
+              <w:rPr>
+                <w:sz w:val="20"/>
+              </w:rPr>
+            </w:pPr>
+            <w:r>
+              <w:rPr>
+                <w:sz w:val="20"/>
+              </w:rPr>
+              <w:t>Entry is saved as Draft and opens</w:t>
+            </w:r>
+          </w:p>
+        </w:tc>
+        <w:tc>
+          <w:tcPr>
+            <w:tcW w:w="1635" w:type="dxa"/>
+          </w:tcPr>
+          <w:p>
+            <w:pPr>
+              <w:spacing w:before="40" w:after="40"/>
+              <w:rPr>
+                <w:sz w:val="20"/>
+              </w:rPr>
+            </w:pPr>
+            <w:r>
+              <w:rPr>
+                <w:sz w:val="20"/>
+              </w:rPr>
+              <w:t>Moe</w:t>
+            </w:r>
+          </w:p>
+        </w:tc>
+      </w:tr>
+      <w:tr>
+        <w:trPr>
+          <w:cantSplit/>
+        </w:trPr>
+        <w:tc>
+          <w:tcPr>
+            <w:tcW w:w="908" w:type="dxa"/>
+          </w:tcPr>
+          <w:p>
+            <w:pPr>
+              <w:spacing w:before="40" w:after="40"/>
+              <w:rPr>
+                <w:sz w:val="20"/>
+              </w:rPr>
+            </w:pPr>
+            <w:r>
+              <w:rPr>
+                <w:sz w:val="20"/>
+              </w:rPr>
+              <w:t>3</w:t>
+            </w:r>
+          </w:p>
+        </w:tc>
+        <w:tc>
+          <w:tcPr>
+            <w:tcW w:w="4239" w:type="dxa"/>
+          </w:tcPr>
+          <w:p>
+            <w:pPr>
+              <w:spacing w:before="40" w:after="40"/>
+              <w:rPr>
+                <w:sz w:val="20"/>
+              </w:rPr>
+            </w:pPr>
+            <w:r>
+              <w:rPr>
+                <w:sz w:val="20"/>
+              </w:rPr>
+              <w:t>Try 30 hours on a second entry</w:t>
+            </w:r>
+          </w:p>
+        </w:tc>
+        <w:tc>
+          <w:tcPr>
+            <w:tcW w:w="3199" w:type="dxa"/>
+          </w:tcPr>
+          <w:p>
+            <w:pPr>
+              <w:spacing w:before="40" w:after="40"/>
+              <w:rPr>
+                <w:sz w:val="20"/>
+              </w:rPr>
+            </w:pPr>
+            <w:r>
+              <w:rPr>
+                <w:sz w:val="20"/>
+              </w:rPr>
+              <w:t>Message: "Hours for one day cannot be more than 24."</w:t>
+            </w:r>
+          </w:p>
+        </w:tc>
+        <w:tc>
+          <w:tcPr>
+            <w:tcW w:w="1635" w:type="dxa"/>
+          </w:tcPr>
+          <w:p>
+            <w:pPr>
+              <w:spacing w:before="40" w:after="40"/>
+              <w:rPr>
+                <w:sz w:val="20"/>
+              </w:rPr>
+            </w:pPr>
+            <w:r>
+              <w:rPr>
+                <w:sz w:val="20"/>
+              </w:rPr>
+              <w:t>Moe</w:t>
+            </w:r>
+          </w:p>
+        </w:tc>
+      </w:tr>
+      <w:tr>
+        <w:trPr>
+          <w:cantSplit/>
+        </w:trPr>
+        <w:tc>
+          <w:tcPr>
+            <w:tcW w:w="908" w:type="dxa"/>
+          </w:tcPr>
+          <w:p>
+            <w:pPr>
+              <w:spacing w:before="40" w:after="40"/>
+              <w:rPr>
+                <w:sz w:val="20"/>
+              </w:rPr>
+            </w:pPr>
+            <w:r>
+              <w:rPr>
+                <w:sz w:val="20"/>
+              </w:rPr>
+              <w:t>4</w:t>
+            </w:r>
+          </w:p>
+        </w:tc>
+        <w:tc>
+          <w:tcPr>
+            <w:tcW w:w="4239" w:type="dxa"/>
+          </w:tcPr>
+          <w:p>
+            <w:pPr>
+              <w:spacing w:before="40" w:after="40"/>
+              <w:rPr>
+                <w:sz w:val="20"/>
+              </w:rPr>
+            </w:pPr>
+            <w:r>
+              <w:rPr>
+                <w:sz w:val="20"/>
+              </w:rPr>
+              <w:t>On the saved entry, click Submit for verification, then Copy link</w:t>
+            </w:r>
+          </w:p>
+        </w:tc>
+        <w:tc>
+          <w:tcPr>
+            <w:tcW w:w="3199" w:type="dxa"/>
+          </w:tcPr>
+          <w:p>
+            <w:pPr>
+              <w:spacing w:before="40" w:after="40"/>
+              <w:rPr>
+                <w:sz w:val="20"/>
+              </w:rPr>
+            </w:pPr>
+            <w:r>
+              <w:rPr>
+                <w:sz w:val="20"/>
+              </w:rPr>
+              <w:t>Status becomes Pending verification; the 7-day link is shown</w:t>
+            </w:r>
+          </w:p>
+        </w:tc>
+        <w:tc>
+          <w:tcPr>
+            <w:tcW w:w="1635" w:type="dxa"/>
+          </w:tcPr>
+          <w:p>
+            <w:pPr>
+              <w:spacing w:before="40" w:after="40"/>
+              <w:rPr>
+                <w:sz w:val="20"/>
+              </w:rPr>
+            </w:pPr>
+            <w:r>
+              <w:rPr>
+                <w:sz w:val="20"/>
+              </w:rPr>
+              <w:t>Moe</w:t>
+            </w:r>
+          </w:p>
+        </w:tc>
+      </w:tr>
+      <w:tr>
+        <w:trPr>
+          <w:cantSplit/>
+        </w:trPr>
+        <w:tc>
+          <w:tcPr>
+            <w:tcW w:w="908" w:type="dxa"/>
+          </w:tcPr>
+          <w:p>
+            <w:pPr>
+              <w:spacing w:before="40" w:after="40"/>
+              <w:rPr>
+                <w:sz w:val="20"/>
+              </w:rPr>
+            </w:pPr>
+            <w:r>
+              <w:rPr>
+                <w:sz w:val="20"/>
+              </w:rPr>
+              <w:t>5</w:t>
+            </w:r>
+          </w:p>
+        </w:tc>
+        <w:tc>
+          <w:tcPr>
+            <w:tcW w:w="4239" w:type="dxa"/>
+          </w:tcPr>
+          <w:p>
+            <w:pPr>
+              <w:spacing w:before="40" w:after="40"/>
+              <w:rPr>
+                <w:sz w:val="20"/>
+              </w:rPr>
+            </w:pPr>
+            <w:r>
+              <w:rPr>
+                <w:sz w:val="20"/>
+              </w:rPr>
+              <w:t>Paste the link into the private window (no sign-in)</w:t>
+            </w:r>
+          </w:p>
+        </w:tc>
+        <w:tc>
+          <w:tcPr>
+            <w:tcW w:w="3199" w:type="dxa"/>
+          </w:tcPr>
+          <w:p>
+            <w:pPr>
+              <w:spacing w:before="40" w:after="40"/>
+              <w:rPr>
+                <w:sz w:val="20"/>
+              </w:rPr>
+            </w:pPr>
+            <w:r>
+              <w:rPr>
+                <w:sz w:val="20"/>
+              </w:rPr>
+              <w:t>Mentor page shows the student, date, hours and description with Approve and Reject</w:t>
+            </w:r>
+          </w:p>
+        </w:tc>
+        <w:tc>
+          <w:tcPr>
+            <w:tcW w:w="1635" w:type="dxa"/>
+          </w:tcPr>
+          <w:p>
+            <w:pPr>
+              <w:spacing w:before="40" w:after="40"/>
+              <w:rPr>
+                <w:sz w:val="20"/>
+              </w:rPr>
+            </w:pPr>
+            <w:r>
+              <w:rPr>
+                <w:sz w:val="20"/>
+              </w:rPr>
+              <w:t>Gedion</w:t>
+            </w:r>
+          </w:p>
+        </w:tc>
+      </w:tr>
+      <w:tr>
+        <w:trPr>
+          <w:cantSplit/>
+        </w:trPr>
+        <w:tc>
+          <w:tcPr>
+            <w:tcW w:w="908" w:type="dxa"/>
+          </w:tcPr>
+          <w:p>
+            <w:pPr>
+              <w:spacing w:before="40" w:after="40"/>
+              <w:rPr>
+                <w:sz w:val="20"/>
+              </w:rPr>
+            </w:pPr>
+            <w:r>
+              <w:rPr>
+                <w:sz w:val="20"/>
+              </w:rPr>
+              <w:t>6</w:t>
+            </w:r>
+          </w:p>
+        </w:tc>
+        <w:tc>
+          <w:tcPr>
+            <w:tcW w:w="4239" w:type="dxa"/>
+          </w:tcPr>
+          <w:p>
+            <w:pPr>
+              <w:spacing w:before="40" w:after="40"/>
+              <w:rPr>
+                <w:sz w:val="20"/>
+              </w:rPr>
+            </w:pPr>
+            <w:r>
+              <w:rPr>
+                <w:sz w:val="20"/>
+              </w:rPr>
+              <w:t>Click Approve</w:t>
+            </w:r>
+          </w:p>
+        </w:tc>
+        <w:tc>
+          <w:tcPr>
+            <w:tcW w:w="3199" w:type="dxa"/>
+          </w:tcPr>
+          <w:p>
+            <w:pPr>
+              <w:spacing w:before="40" w:after="40"/>
+              <w:rPr>
+                <w:sz w:val="20"/>
+              </w:rPr>
+            </w:pPr>
+            <w:r>
+              <w:rPr>
+                <w:sz w:val="20"/>
+              </w:rPr>
+              <w:t>Confirmation; the entry is Verified</w:t>
+            </w:r>
+          </w:p>
+        </w:tc>
+        <w:tc>
+          <w:tcPr>
+            <w:tcW w:w="1635" w:type="dxa"/>
+          </w:tcPr>
+          <w:p>
+            <w:pPr>
+              <w:spacing w:before="40" w:after="40"/>
+              <w:rPr>
+                <w:sz w:val="20"/>
+              </w:rPr>
+            </w:pPr>
+            <w:r>
+              <w:rPr>
+                <w:sz w:val="20"/>
+              </w:rPr>
+              <w:t>Gedion</w:t>
+            </w:r>
+          </w:p>
+        </w:tc>
+      </w:tr>
+      <w:tr>
+        <w:trPr>
+          <w:cantSplit/>
+        </w:trPr>
+        <w:tc>
+          <w:tcPr>
+            <w:tcW w:w="908" w:type="dxa"/>
+          </w:tcPr>
+          <w:p>
+            <w:pPr>
+              <w:spacing w:before="40" w:after="40"/>
+              <w:rPr>
+                <w:sz w:val="20"/>
+              </w:rPr>
+            </w:pPr>
+            <w:r>
+              <w:rPr>
+                <w:sz w:val="20"/>
+              </w:rPr>
+              <w:t>7</w:t>
+            </w:r>
+          </w:p>
+        </w:tc>
+        <w:tc>
+          <w:tcPr>
+            <w:tcW w:w="4239" w:type="dxa"/>
+          </w:tcPr>
+          <w:p>
+            <w:pPr>
+              <w:spacing w:before="40" w:after="40"/>
+              <w:rPr>
+                <w:sz w:val="20"/>
+              </w:rPr>
+            </w:pPr>
+            <w:r>
+              <w:rPr>
+                <w:sz w:val="20"/>
+              </w:rPr>
+              <w:t>Refresh the mentor link</w:t>
+            </w:r>
+          </w:p>
+        </w:tc>
+        <w:tc>
+          <w:tcPr>
+            <w:tcW w:w="3199" w:type="dxa"/>
+          </w:tcPr>
+          <w:p>
+            <w:pPr>
+              <w:spacing w:before="40" w:after="40"/>
+              <w:rPr>
+                <w:sz w:val="20"/>
+              </w:rPr>
+            </w:pPr>
+            <w:r>
+              <w:rPr>
+                <w:sz w:val="20"/>
+              </w:rPr>
+              <w:t>"This link was already used (approved)."</w:t>
+            </w:r>
+          </w:p>
+        </w:tc>
+        <w:tc>
+          <w:tcPr>
+            <w:tcW w:w="1635" w:type="dxa"/>
+          </w:tcPr>
+          <w:p>
+            <w:pPr>
+              <w:spacing w:before="40" w:after="40"/>
+              <w:rPr>
+                <w:sz w:val="20"/>
+              </w:rPr>
+            </w:pPr>
+            <w:r>
+              <w:rPr>
+                <w:sz w:val="20"/>
+              </w:rPr>
+              <w:t>Gedion</w:t>
+            </w:r>
+          </w:p>
+        </w:tc>
+      </w:tr>
+      <w:tr>
+        <w:trPr>
+          <w:cantSplit/>
+        </w:trPr>
+        <w:tc>
+          <w:tcPr>
+            <w:tcW w:w="908" w:type="dxa"/>
+          </w:tcPr>
+          <w:p>
+            <w:pPr>
+              <w:spacing w:before="40" w:after="40"/>
+              <w:rPr>
+                <w:sz w:val="20"/>
+              </w:rPr>
+            </w:pPr>
+            <w:r>
+              <w:rPr>
+                <w:sz w:val="20"/>
+              </w:rPr>
+              <w:t>8</w:t>
+            </w:r>
+          </w:p>
+        </w:tc>
+        <w:tc>
+          <w:tcPr>
+            <w:tcW w:w="4239" w:type="dxa"/>
+          </w:tcPr>
+          <w:p>
+            <w:pPr>
+              <w:spacing w:before="40" w:after="40"/>
+              <w:rPr>
+                <w:sz w:val="20"/>
+              </w:rPr>
+            </w:pPr>
+            <w:r>
+              <w:rPr>
+                <w:sz w:val="20"/>
+              </w:rPr>
+              <w:t>Back in the student window, open My logbook</w:t>
+            </w:r>
+          </w:p>
+        </w:tc>
+        <w:tc>
+          <w:tcPr>
+            <w:tcW w:w="3199" w:type="dxa"/>
+          </w:tcPr>
+          <w:p>
+            <w:pPr>
+              <w:spacing w:before="40" w:after="40"/>
+              <w:rPr>
+                <w:sz w:val="20"/>
+              </w:rPr>
+            </w:pPr>
+            <w:r>
+              <w:rPr>
+                <w:sz w:val="20"/>
+              </w:rPr>
+              <w:t>The entry shows Verified and the hours have increased to 12 of 200</w:t>
+            </w:r>
+          </w:p>
+        </w:tc>
+        <w:tc>
+          <w:tcPr>
+            <w:tcW w:w="1635" w:type="dxa"/>
+          </w:tcPr>
+          <w:p>
+            <w:pPr>
+              <w:spacing w:before="40" w:after="40"/>
+              <w:rPr>
+                <w:sz w:val="20"/>
+              </w:rPr>
+            </w:pPr>
+            <w:r>
+              <w:rPr>
+                <w:sz w:val="20"/>
+              </w:rPr>
+              <w:t>Moe</w:t>
+            </w:r>
+          </w:p>
+        </w:tc>
+      </w:tr>
+      <w:tr>
+        <w:trPr>
+          <w:cantSplit/>
+        </w:trPr>
+        <w:tc>
+          <w:tcPr>
+            <w:tcW w:w="908" w:type="dxa"/>
+          </w:tcPr>
+          <w:p>
+            <w:pPr>
+              <w:spacing w:before="40" w:after="40"/>
+              <w:rPr>
+                <w:sz w:val="20"/>
+              </w:rPr>
+            </w:pPr>
+            <w:r>
+              <w:rPr>
+                <w:sz w:val="20"/>
+              </w:rPr>
+              <w:t>9</w:t>
+            </w:r>
+          </w:p>
+        </w:tc>
+        <w:tc>
+          <w:tcPr>
+            <w:tcW w:w="4239" w:type="dxa"/>
+          </w:tcPr>
+          <w:p>
+            <w:pPr>
+              <w:spacing w:before="40" w:after="40"/>
+              <w:rPr>
+                <w:sz w:val="20"/>
+              </w:rPr>
+            </w:pPr>
+            <w:r>
+              <w:rPr>
+                <w:sz w:val="20"/>
+              </w:rPr>
+              <w:t>Sign out; sign in as lecturer@ctucareer.co.za / lecturer123</w:t>
+            </w:r>
+          </w:p>
+        </w:tc>
+        <w:tc>
+          <w:tcPr>
+            <w:tcW w:w="3199" w:type="dxa"/>
+          </w:tcPr>
+          <w:p>
+            <w:pPr>
+              <w:spacing w:before="40" w:after="40"/>
+              <w:rPr>
+                <w:sz w:val="20"/>
+              </w:rPr>
+            </w:pPr>
+            <w:r>
+              <w:rPr>
+                <w:sz w:val="20"/>
+              </w:rPr>
+              <w:t>Dashboard: Dylan On track, Moe Overdue, Sihle and Gedion Awaiting verification, with hours and pending counts</w:t>
+            </w:r>
+          </w:p>
+        </w:tc>
+        <w:tc>
+          <w:tcPr>
+            <w:tcW w:w="1635" w:type="dxa"/>
+          </w:tcPr>
+          <w:p>
+            <w:pPr>
+              <w:spacing w:before="40" w:after="40"/>
+              <w:rPr>
+                <w:sz w:val="20"/>
+              </w:rPr>
+            </w:pPr>
+            <w:r>
+              <w:rPr>
+                <w:sz w:val="20"/>
+              </w:rPr>
+              <w:t>Gedion</w:t>
+            </w:r>
+          </w:p>
+        </w:tc>
+      </w:tr>
+      <w:tr>
+        <w:trPr>
+          <w:cantSplit/>
+        </w:trPr>
+        <w:tc>
+          <w:tcPr>
+            <w:tcW w:w="908" w:type="dxa"/>
+          </w:tcPr>
+          <w:p>
+            <w:pPr>
+              <w:spacing w:before="40" w:after="40"/>
+              <w:rPr>
+                <w:sz w:val="20"/>
+              </w:rPr>
+            </w:pPr>
+            <w:r>
+              <w:rPr>
+                <w:sz w:val="20"/>
+              </w:rPr>
+              <w:t>10</w:t>
+            </w:r>
+          </w:p>
+        </w:tc>
+        <w:tc>
+          <w:tcPr>
+            <w:tcW w:w="4239" w:type="dxa"/>
+          </w:tcPr>
+          <w:p>
+            <w:pPr>
+              <w:spacing w:before="40" w:after="40"/>
+              <w:rPr>
+                <w:sz w:val="20"/>
+              </w:rPr>
+            </w:pPr>
+            <w:r>
+              <w:rPr>
+                <w:sz w:val="20"/>
+              </w:rPr>
+              <w:t>(If time) Open a student URL as the lecturer</w:t>
+            </w:r>
+          </w:p>
+        </w:tc>
+        <w:tc>
+          <w:tcPr>
+            <w:tcW w:w="3199" w:type="dxa"/>
+          </w:tcPr>
+          <w:p>
+            <w:pPr>
+              <w:spacing w:before="40" w:after="40"/>
+              <w:rPr>
+                <w:sz w:val="20"/>
+              </w:rPr>
+            </w:pPr>
+            <w:r>
+              <w:rPr>
+                <w:sz w:val="20"/>
+              </w:rPr>
+              <w:t>Redirected back to the dashboard: access is role-based</w:t>
+            </w:r>
+          </w:p>
+        </w:tc>
+        <w:tc>
+          <w:tcPr>
+            <w:tcW w:w="1635" w:type="dxa"/>
+          </w:tcPr>
+          <w:p>
+            <w:pPr>
+              <w:spacing w:before="40" w:after="40"/>
+              <w:rPr>
+                <w:sz w:val="20"/>
+              </w:rPr>
+            </w:pPr>
+            <w:r>
+              <w:rPr>
+                <w:sz w:val="20"/>
+              </w:rPr>
+              <w:t>Gedion</w:t>
+            </w:r>
+          </w:p>
+        </w:tc>
+      </w:tr>
+    </w:tbl>
+    <w:p/>
+    <w:p>
+      <w:pPr>
+        <w:pStyle w:val="Heading2"/>
       </w:pPr>
       <w:r>
         <w:t>5. Testing Evidence</w:t>
       </w:r>
     </w:p>
     <w:p>
+      <w:pPr>
+        <w:keepLines/>
+      </w:pPr>
       <w:r>
-        <w:t>Show selected test results and how defects were addressed.</w:t>
-      </w:r>
-    </w:p>
-    <w:p>
-      <w:r>
-        <w:t>________________________________________________________________________________</w:t>
-      </w:r>
-    </w:p>
-    <w:p>
-      <w:r>
-        <w:t>________________________________________________________________________________</w:t>
-      </w:r>
-    </w:p>
-    <w:p>
-      <w:r>
-        <w:t>________________________________________________________________________________</w:t>
-      </w:r>
-    </w:p>
-    <w:p>
-      <w:r>
-        <w:t>________________________________________________________________________________</w:t>
+        <w:t>Dylan shows the Test Cases and Results workbook and the automated run (npm run test:system: 36 of 36 passed), explains the three fixed defects with the before-and-after evidence, and shows the response-time table and the 375-pixel phone screenshots.</w:t>
       </w:r>
     </w:p>
     <w:p>
       <w:pPr>
-        <w:pStyle w:val="Heading1"/>
+        <w:pStyle w:val="Heading2"/>
       </w:pPr>
       <w:r>
+        <w:lastRenderedPageBreak/>
         <w:t>6. Conclusion</w:t>
       </w:r>
     </w:p>
     <w:p>
+      <w:pPr>
+        <w:keepLines/>
+      </w:pPr>
       <w:r>
-        <w:t>State what was achieved, limitations and future improvements.</w:t>
-      </w:r>
-    </w:p>
-    <w:p>
-      <w:r>
-        <w:t>________________________________________________________________________________</w:t>
-      </w:r>
-    </w:p>
-    <w:p>
-      <w:r>
-        <w:t>________________________________________________________________________________</w:t>
-      </w:r>
-    </w:p>
-    <w:p>
-      <w:r>
-        <w:t>________________________________________________________________________________</w:t>
+        <w:t>Sihle summarises: all fourteen functional requirements are met; six of the seven non-functional requirements are met; usability with real users still has to be measured once ethical permission is granted. Future work: mentor feedback, notifications, mentor access to evidence and a hosted deployment.</w:t>
       </w:r>
     </w:p>
     <w:p>
       <w:pPr>
-        <w:pStyle w:val="Heading1"/>
+        <w:pStyle w:val="Heading2"/>
       </w:pPr>
       <w:r>
         <w:t>7. Backup Plan</w:t>
       </w:r>
     </w:p>
     <w:p>
+      <w:pPr>
+        <w:pStyle w:val="ListParagraph"/>
+        <w:keepLines/>
+        <w:numPr>
+          <w:ilvl w:val="0"/>
+          <w:numId w:val="11"/>
+        </w:numPr>
+        <w:ind w:left="1080"/>
+      </w:pPr>
       <w:r>
-        <w:t>Record screenshots/video/test data to use if a technical issue prevents live demonstration.</w:t>
+        <w:rPr>
+          <w:b/>
+        </w:rPr>
+        <w:t>Recorded walkthrough:</w:t>
+      </w:r>
+      <w:r>
+        <w:t xml:space="preserve"> the 3 to 5 minute screen recording submitted in Week 4 is downloaded to the laptop and to a USB drive.</w:t>
       </w:r>
     </w:p>
     <w:p>
+      <w:pPr>
+        <w:pStyle w:val="ListParagraph"/>
+        <w:keepLines/>
+        <w:numPr>
+          <w:ilvl w:val="0"/>
+          <w:numId w:val="11"/>
+        </w:numPr>
+        <w:ind w:left="1080"/>
+      </w:pPr>
       <w:r>
-        <w:t>________________________________________________________________________________</w:t>
+        <w:rPr>
+          <w:b/>
+        </w:rPr>
+        <w:t>Screenshots:</w:t>
+      </w:r>
+      <w:r>
+        <w:t xml:space="preserve"> every demonstration screen is in 04_System_Design_and_Development/screenshots and in the slides.</w:t>
       </w:r>
     </w:p>
     <w:p>
+      <w:pPr>
+        <w:pStyle w:val="ListParagraph"/>
+        <w:keepLines/>
+        <w:numPr>
+          <w:ilvl w:val="0"/>
+          <w:numId w:val="11"/>
+        </w:numPr>
+        <w:ind w:left="1080"/>
+      </w:pPr>
       <w:r>
-        <w:t>________________________________________________________________________________</w:t>
+        <w:rPr>
+          <w:b/>
+        </w:rPr>
+        <w:t>Second laptop:</w:t>
+      </w:r>
+      <w:r>
+        <w:t xml:space="preserve"> a second member's laptop has the repository cloned, npm install done and the build ready.</w:t>
       </w:r>
     </w:p>
     <w:p>
+      <w:pPr>
+        <w:pStyle w:val="ListParagraph"/>
+        <w:keepLines/>
+        <w:numPr>
+          <w:ilvl w:val="0"/>
+          <w:numId w:val="11"/>
+        </w:numPr>
+        <w:ind w:left="1080"/>
+      </w:pPr>
       <w:r>
-        <w:t>________________________________________________________________________________</w:t>
+        <w:rPr>
+          <w:b/>
+        </w:rPr>
+        <w:t>Data problems:</w:t>
+      </w:r>
+      <w:r>
+        <w:t xml:space="preserve"> npm run db:reset restores the demonstration data in seconds.</w:t>
+      </w:r>
+    </w:p>
+    <w:p>
+      <w:pPr>
+        <w:pStyle w:val="ListParagraph"/>
+        <w:keepLines/>
+        <w:numPr>
+          <w:ilvl w:val="0"/>
+          <w:numId w:val="11"/>
+        </w:numPr>
+        <w:ind w:left="1080"/>
+      </w:pPr>
+      <w:r>
+        <w:rPr>
+          <w:b/>
+        </w:rPr>
+        <w:t>No network needed:</w:t>
+      </w:r>
+      <w:r>
+        <w:t xml:space="preserve"> the application and database run locally, so the demonstration does not depend on Wi-Fi.</w:t>
       </w:r>
     </w:p>
     <w:sectPr>
-      <w:headerReference w:type="default" r:id="rId8"/>
-      <w:footerReference w:type="default" r:id="rId9"/>
+      <w:headerReference w:type="even" r:id="rId8"/>
+      <w:headerReference w:type="default" r:id="rId9"/>
+      <w:footerReference w:type="even" r:id="rId10"/>
+      <w:footerReference w:type="default" r:id="rId11"/>
+      <w:headerReference w:type="first" r:id="rId12"/>
+      <w:footerReference w:type="first" r:id="rId13"/>
       <w:pgSz w:w="12240" w:h="15840"/>
       <w:pgMar w:top="964" w:right="1134" w:bottom="964" w:left="1134" w:header="720" w:footer="720" w:gutter="0"/>
       <w:cols w:space="720"/>
@@ -489,12 +2692,26 @@
     <w:pPr>
       <w:pStyle w:val="Footer"/>
     </w:pPr>
-    <w:r>
-      <w:rPr>
-        <w:sz w:val="16"/>
-      </w:rPr>
-      <w:t>CTU Training Solutions (PTY) Ltd is fully accredited by the MICT SETA (ACC/2006/07/186) through the Quality Council for Trades and Occupations (QCTO). CTU Training Solutions is registered with the Department of Higher Education and Training as a Private College (2018/FE07/004) and provisionally registered as a private higher education institution (No 2014/HE07/004) Co. Reg No:2005/038944/07</w:t>
-    </w:r>
+  </w:p>
+</w:ftr>
+</file>
+
+<file path=word/footer2.xml><?xml version="1.0" encoding="utf-8"?>
+<w:ftr xmlns:wpc="http://schemas.microsoft.com/office/word/2010/wordprocessingCanvas" xmlns:cx="http://schemas.microsoft.com/office/drawing/2014/chartex" xmlns:cx1="http://schemas.microsoft.com/office/drawing/2015/9/8/chartex" xmlns:cx2="http://schemas.microsoft.com/office/drawing/2015/10/21/chartex" xmlns:cx3="http://schemas.microsoft.com/office/drawing/2016/5/9/chartex" xmlns:cx4="http://schemas.microsoft.com/office/drawing/2016/5/10/chartex" xmlns:cx5="http://schemas.microsoft.com/office/drawing/2016/5/11/chartex" xmlns:cx6="http://schemas.microsoft.com/office/drawing/2016/5/12/chartex" xmlns:cx7="http://schemas.microsoft.com/office/drawing/2016/5/13/chartex" xmlns:cx8="http://schemas.microsoft.com/office/drawing/2016/5/14/chartex" xmlns:mc="http://schemas.openxmlformats.org/markup-compatibility/2006" xmlns:aink="http://schemas.microsoft.com/office/drawing/2016/ink" xmlns:am3d="http://schemas.microsoft.com/office/drawing/2017/model3d" xmlns:o="urn:schemas-microsoft-com:office:office" xmlns:oel="http://schemas.microsoft.com/office/2019/extlst" xmlns:r="http://schemas.openxmlformats.org/officeDocument/2006/relationships" xmlns:m="http://schemas.openxmlformats.org/officeDocument/2006/math" xmlns:v="urn:schemas-microsoft-com:vml" xmlns:wp14="http://schemas.microsoft.com/office/word/2010/wordprocessingDrawing" xmlns:wp="http://schemas.openxmlformats.org/drawingml/2006/wordprocessingDrawing" xmlns:w10="urn:schemas-microsoft-com:office:word" xmlns:w="http://schemas.openxmlformats.org/wordprocessingml/2006/main" xmlns:w14="http://schemas.microsoft.com/office/word/2010/wordml" xmlns:w15="http://schemas.microsoft.com/office/word/2012/wordml" xmlns:w16cex="http://schemas.microsoft.com/office/word/2018/wordml/cex" xmlns:w16cid="http://schemas.microsoft.com/office/word/2016/wordml/cid" xmlns:w16="http://schemas.microsoft.com/office/word/2018/wordml" xmlns:w16du="http://schemas.microsoft.com/office/word/2023/wordml/word16du" xmlns:w16sdtdh="http://schemas.microsoft.com/office/word/2020/wordml/sdtdatahash" xmlns:w16sdtfl="http://schemas.microsoft.com/office/word/2024/wordml/sdtformatlock" xmlns:w16se="http://schemas.microsoft.com/office/word/2015/wordml/symex" xmlns:wpg="http://schemas.microsoft.com/office/word/2010/wordprocessingGroup" xmlns:wpi="http://schemas.microsoft.com/office/word/2010/wordprocessingInk" xmlns:wne="http://schemas.microsoft.com/office/word/2006/wordml" xmlns:wps="http://schemas.microsoft.com/office/word/2010/wordprocessingShape" mc:Ignorable="w14 w15 w16se w16cid w16 w16cex w16sdtdh w16sdtfl w16du wp14">
+  <w:p>
+    <w:pPr>
+      <w:pStyle w:val="Footer"/>
+    </w:pPr>
+  </w:p>
+</w:ftr>
+</file>
+
+<file path=word/footer3.xml><?xml version="1.0" encoding="utf-8"?>
+<w:ftr xmlns:wpc="http://schemas.microsoft.com/office/word/2010/wordprocessingCanvas" xmlns:cx="http://schemas.microsoft.com/office/drawing/2014/chartex" xmlns:cx1="http://schemas.microsoft.com/office/drawing/2015/9/8/chartex" xmlns:cx2="http://schemas.microsoft.com/office/drawing/2015/10/21/chartex" xmlns:cx3="http://schemas.microsoft.com/office/drawing/2016/5/9/chartex" xmlns:cx4="http://schemas.microsoft.com/office/drawing/2016/5/10/chartex" xmlns:cx5="http://schemas.microsoft.com/office/drawing/2016/5/11/chartex" xmlns:cx6="http://schemas.microsoft.com/office/drawing/2016/5/12/chartex" xmlns:cx7="http://schemas.microsoft.com/office/drawing/2016/5/13/chartex" xmlns:cx8="http://schemas.microsoft.com/office/drawing/2016/5/14/chartex" xmlns:mc="http://schemas.openxmlformats.org/markup-compatibility/2006" xmlns:aink="http://schemas.microsoft.com/office/drawing/2016/ink" xmlns:am3d="http://schemas.microsoft.com/office/drawing/2017/model3d" xmlns:o="urn:schemas-microsoft-com:office:office" xmlns:oel="http://schemas.microsoft.com/office/2019/extlst" xmlns:r="http://schemas.openxmlformats.org/officeDocument/2006/relationships" xmlns:m="http://schemas.openxmlformats.org/officeDocument/2006/math" xmlns:v="urn:schemas-microsoft-com:vml" xmlns:wp14="http://schemas.microsoft.com/office/word/2010/wordprocessingDrawing" xmlns:wp="http://schemas.openxmlformats.org/drawingml/2006/wordprocessingDrawing" xmlns:w10="urn:schemas-microsoft-com:office:word" xmlns:w="http://schemas.openxmlformats.org/wordprocessingml/2006/main" xmlns:w14="http://schemas.microsoft.com/office/word/2010/wordml" xmlns:w15="http://schemas.microsoft.com/office/word/2012/wordml" xmlns:w16cex="http://schemas.microsoft.com/office/word/2018/wordml/cex" xmlns:w16cid="http://schemas.microsoft.com/office/word/2016/wordml/cid" xmlns:w16="http://schemas.microsoft.com/office/word/2018/wordml" xmlns:w16du="http://schemas.microsoft.com/office/word/2023/wordml/word16du" xmlns:w16sdtdh="http://schemas.microsoft.com/office/word/2020/wordml/sdtdatahash" xmlns:w16sdtfl="http://schemas.microsoft.com/office/word/2024/wordml/sdtformatlock" xmlns:w16se="http://schemas.microsoft.com/office/word/2015/wordml/symex" xmlns:wpg="http://schemas.microsoft.com/office/word/2010/wordprocessingGroup" xmlns:wpi="http://schemas.microsoft.com/office/word/2010/wordprocessingInk" xmlns:wne="http://schemas.microsoft.com/office/word/2006/wordml" xmlns:wps="http://schemas.microsoft.com/office/word/2010/wordprocessingShape" mc:Ignorable="w14 w15 w16se w16cid w16 w16cex w16sdtdh w16sdtfl w16du wp14">
+  <w:p>
+    <w:pPr>
+      <w:pStyle w:val="Footer"/>
+    </w:pPr>
   </w:p>
 </w:ftr>
 </file>
@@ -528,48 +2745,28 @@
 <w:hdr xmlns:wpc="http://schemas.microsoft.com/office/word/2010/wordprocessingCanvas" xmlns:cx="http://schemas.microsoft.com/office/drawing/2014/chartex" xmlns:cx1="http://schemas.microsoft.com/office/drawing/2015/9/8/chartex" xmlns:cx2="http://schemas.microsoft.com/office/drawing/2015/10/21/chartex" xmlns:cx3="http://schemas.microsoft.com/office/drawing/2016/5/9/chartex" xmlns:cx4="http://schemas.microsoft.com/office/drawing/2016/5/10/chartex" xmlns:cx5="http://schemas.microsoft.com/office/drawing/2016/5/11/chartex" xmlns:cx6="http://schemas.microsoft.com/office/drawing/2016/5/12/chartex" xmlns:cx7="http://schemas.microsoft.com/office/drawing/2016/5/13/chartex" xmlns:cx8="http://schemas.microsoft.com/office/drawing/2016/5/14/chartex" xmlns:mc="http://schemas.openxmlformats.org/markup-compatibility/2006" xmlns:aink="http://schemas.microsoft.com/office/drawing/2016/ink" xmlns:am3d="http://schemas.microsoft.com/office/drawing/2017/model3d" xmlns:o="urn:schemas-microsoft-com:office:office" xmlns:oel="http://schemas.microsoft.com/office/2019/extlst" xmlns:r="http://schemas.openxmlformats.org/officeDocument/2006/relationships" xmlns:m="http://schemas.openxmlformats.org/officeDocument/2006/math" xmlns:v="urn:schemas-microsoft-com:vml" xmlns:wp14="http://schemas.microsoft.com/office/word/2010/wordprocessingDrawing" xmlns:wp="http://schemas.openxmlformats.org/drawingml/2006/wordprocessingDrawing" xmlns:w10="urn:schemas-microsoft-com:office:word" xmlns:w="http://schemas.openxmlformats.org/wordprocessingml/2006/main" xmlns:w14="http://schemas.microsoft.com/office/word/2010/wordml" xmlns:w15="http://schemas.microsoft.com/office/word/2012/wordml" xmlns:w16cex="http://schemas.microsoft.com/office/word/2018/wordml/cex" xmlns:w16cid="http://schemas.microsoft.com/office/word/2016/wordml/cid" xmlns:w16="http://schemas.microsoft.com/office/word/2018/wordml" xmlns:w16du="http://schemas.microsoft.com/office/word/2023/wordml/word16du" xmlns:w16sdtdh="http://schemas.microsoft.com/office/word/2020/wordml/sdtdatahash" xmlns:w16sdtfl="http://schemas.microsoft.com/office/word/2024/wordml/sdtformatlock" xmlns:w16se="http://schemas.microsoft.com/office/word/2015/wordml/symex" xmlns:wpg="http://schemas.microsoft.com/office/word/2010/wordprocessingGroup" xmlns:wpi="http://schemas.microsoft.com/office/word/2010/wordprocessingInk" xmlns:wne="http://schemas.microsoft.com/office/word/2006/wordml" xmlns:wps="http://schemas.microsoft.com/office/word/2010/wordprocessingShape" mc:Ignorable="w14 w15 w16se w16cid w16 w16cex w16sdtdh w16sdtfl w16du wp14">
   <w:p>
     <w:pPr>
+      <w:pStyle w:val="Header"/>
+    </w:pPr>
+  </w:p>
+</w:hdr>
+</file>
+
+<file path=word/header2.xml><?xml version="1.0" encoding="utf-8"?>
+<w:hdr xmlns:wpc="http://schemas.microsoft.com/office/word/2010/wordprocessingCanvas" xmlns:cx="http://schemas.microsoft.com/office/drawing/2014/chartex" xmlns:cx1="http://schemas.microsoft.com/office/drawing/2015/9/8/chartex" xmlns:cx2="http://schemas.microsoft.com/office/drawing/2015/10/21/chartex" xmlns:cx3="http://schemas.microsoft.com/office/drawing/2016/5/9/chartex" xmlns:cx4="http://schemas.microsoft.com/office/drawing/2016/5/10/chartex" xmlns:cx5="http://schemas.microsoft.com/office/drawing/2016/5/11/chartex" xmlns:cx6="http://schemas.microsoft.com/office/drawing/2016/5/12/chartex" xmlns:cx7="http://schemas.microsoft.com/office/drawing/2016/5/13/chartex" xmlns:cx8="http://schemas.microsoft.com/office/drawing/2016/5/14/chartex" xmlns:mc="http://schemas.openxmlformats.org/markup-compatibility/2006" xmlns:aink="http://schemas.microsoft.com/office/drawing/2016/ink" xmlns:am3d="http://schemas.microsoft.com/office/drawing/2017/model3d" xmlns:o="urn:schemas-microsoft-com:office:office" xmlns:oel="http://schemas.microsoft.com/office/2019/extlst" xmlns:r="http://schemas.openxmlformats.org/officeDocument/2006/relationships" xmlns:m="http://schemas.openxmlformats.org/officeDocument/2006/math" xmlns:v="urn:schemas-microsoft-com:vml" xmlns:wp14="http://schemas.microsoft.com/office/word/2010/wordprocessingDrawing" xmlns:wp="http://schemas.openxmlformats.org/drawingml/2006/wordprocessingDrawing" xmlns:w10="urn:schemas-microsoft-com:office:word" xmlns:w="http://schemas.openxmlformats.org/wordprocessingml/2006/main" xmlns:w14="http://schemas.microsoft.com/office/word/2010/wordml" xmlns:w15="http://schemas.microsoft.com/office/word/2012/wordml" xmlns:w16cex="http://schemas.microsoft.com/office/word/2018/wordml/cex" xmlns:w16cid="http://schemas.microsoft.com/office/word/2016/wordml/cid" xmlns:w16="http://schemas.microsoft.com/office/word/2018/wordml" xmlns:w16du="http://schemas.microsoft.com/office/word/2023/wordml/word16du" xmlns:w16sdtdh="http://schemas.microsoft.com/office/word/2020/wordml/sdtdatahash" xmlns:w16sdtfl="http://schemas.microsoft.com/office/word/2024/wordml/sdtformatlock" xmlns:w16se="http://schemas.microsoft.com/office/word/2015/wordml/symex" xmlns:wpg="http://schemas.microsoft.com/office/word/2010/wordprocessingGroup" xmlns:wpi="http://schemas.microsoft.com/office/word/2010/wordprocessingInk" xmlns:wne="http://schemas.microsoft.com/office/word/2006/wordml" xmlns:wps="http://schemas.microsoft.com/office/word/2010/wordprocessingShape" mc:Ignorable="w14 w15 w16se w16cid w16 w16cex w16sdtdh w16sdtfl w16du wp14">
+  <w:p>
+    <w:pPr>
       <w:jc w:val="center"/>
     </w:pPr>
-    <w:r>
-      <w:rPr>
-        <w:noProof/>
-      </w:rPr>
-      <w:drawing>
-        <wp:inline distT="0" distB="0" distL="0" distR="0" wp14:anchorId="47DE73D7" wp14:editId="3C0EE515">
-          <wp:extent cx="2057400" cy="658368"/>
-          <wp:effectExtent l="0" t="0" r="0" b="0"/>
-          <wp:docPr id="1" name="Picture 1"/>
-          <wp:cNvGraphicFramePr>
-            <a:graphicFrameLocks xmlns:a="http://schemas.openxmlformats.org/drawingml/2006/main" noChangeAspect="1"/>
-          </wp:cNvGraphicFramePr>
-          <a:graphic xmlns:a="http://schemas.openxmlformats.org/drawingml/2006/main">
-            <a:graphicData uri="http://schemas.openxmlformats.org/drawingml/2006/picture">
-              <pic:pic xmlns:pic="http://schemas.openxmlformats.org/drawingml/2006/picture">
-                <pic:nvPicPr>
-                  <pic:cNvPr id="0" name="image(20261006-065454).png"/>
-                  <pic:cNvPicPr/>
-                </pic:nvPicPr>
-                <pic:blipFill>
-                  <a:blip r:embed="rId1"/>
-                  <a:stretch>
-                    <a:fillRect/>
-                  </a:stretch>
-                </pic:blipFill>
-                <pic:spPr>
-                  <a:xfrm>
-                    <a:off x="0" y="0"/>
-                    <a:ext cx="2057400" cy="658368"/>
-                  </a:xfrm>
-                  <a:prstGeom prst="rect">
-                    <a:avLst/>
-                  </a:prstGeom>
-                </pic:spPr>
-              </pic:pic>
-            </a:graphicData>
-          </a:graphic>
-        </wp:inline>
-      </w:drawing>
-    </w:r>
+  </w:p>
+</w:hdr>
+</file>
+
+<file path=word/header3.xml><?xml version="1.0" encoding="utf-8"?>
+<w:hdr xmlns:wpc="http://schemas.microsoft.com/office/word/2010/wordprocessingCanvas" xmlns:cx="http://schemas.microsoft.com/office/drawing/2014/chartex" xmlns:cx1="http://schemas.microsoft.com/office/drawing/2015/9/8/chartex" xmlns:cx2="http://schemas.microsoft.com/office/drawing/2015/10/21/chartex" xmlns:cx3="http://schemas.microsoft.com/office/drawing/2016/5/9/chartex" xmlns:cx4="http://schemas.microsoft.com/office/drawing/2016/5/10/chartex" xmlns:cx5="http://schemas.microsoft.com/office/drawing/2016/5/11/chartex" xmlns:cx6="http://schemas.microsoft.com/office/drawing/2016/5/12/chartex" xmlns:cx7="http://schemas.microsoft.com/office/drawing/2016/5/13/chartex" xmlns:cx8="http://schemas.microsoft.com/office/drawing/2016/5/14/chartex" xmlns:mc="http://schemas.openxmlformats.org/markup-compatibility/2006" xmlns:aink="http://schemas.microsoft.com/office/drawing/2016/ink" xmlns:am3d="http://schemas.microsoft.com/office/drawing/2017/model3d" xmlns:o="urn:schemas-microsoft-com:office:office" xmlns:oel="http://schemas.microsoft.com/office/2019/extlst" xmlns:r="http://schemas.openxmlformats.org/officeDocument/2006/relationships" xmlns:m="http://schemas.openxmlformats.org/officeDocument/2006/math" xmlns:v="urn:schemas-microsoft-com:vml" xmlns:wp14="http://schemas.microsoft.com/office/word/2010/wordprocessingDrawing" xmlns:wp="http://schemas.openxmlformats.org/drawingml/2006/wordprocessingDrawing" xmlns:w10="urn:schemas-microsoft-com:office:word" xmlns:w="http://schemas.openxmlformats.org/wordprocessingml/2006/main" xmlns:w14="http://schemas.microsoft.com/office/word/2010/wordml" xmlns:w15="http://schemas.microsoft.com/office/word/2012/wordml" xmlns:w16cex="http://schemas.microsoft.com/office/word/2018/wordml/cex" xmlns:w16cid="http://schemas.microsoft.com/office/word/2016/wordml/cid" xmlns:w16="http://schemas.microsoft.com/office/word/2018/wordml" xmlns:w16du="http://schemas.microsoft.com/office/word/2023/wordml/word16du" xmlns:w16sdtdh="http://schemas.microsoft.com/office/word/2020/wordml/sdtdatahash" xmlns:w16sdtfl="http://schemas.microsoft.com/office/word/2024/wordml/sdtformatlock" xmlns:w16se="http://schemas.microsoft.com/office/word/2015/wordml/symex" xmlns:wpg="http://schemas.microsoft.com/office/word/2010/wordprocessingGroup" xmlns:wpi="http://schemas.microsoft.com/office/word/2010/wordprocessingInk" xmlns:wne="http://schemas.microsoft.com/office/word/2006/wordml" xmlns:wps="http://schemas.microsoft.com/office/word/2010/wordprocessingShape" mc:Ignorable="w14 w15 w16se w16cid w16 w16cex w16sdtdh w16sdtfl w16du wp14">
+  <w:p>
+    <w:pPr>
+      <w:pStyle w:val="Header"/>
+    </w:pPr>
   </w:p>
 </w:hdr>
 </file>
@@ -747,6 +2944,40 @@
       </w:rPr>
     </w:lvl>
   </w:abstractNum>
+  <w:abstractNum w:abstractNumId="9" w15:restartNumberingAfterBreak="0">
+    <w:nsid w:val="239C52E3"/>
+    <w:multiLevelType w:val="singleLevel"/>
+    <w:tmpl w:val="04090001"/>
+    <w:lvl w:ilvl="0">
+      <w:start w:val="1"/>
+      <w:numFmt w:val="bullet"/>
+      <w:lvlText w:val=""/>
+      <w:lvlJc w:val="left"/>
+      <w:pPr>
+        <w:ind w:left="720" w:hanging="360"/>
+      </w:pPr>
+      <w:rPr>
+        <w:rFonts w:ascii="Symbol" w:hAnsi="Symbol" w:hint="default"/>
+      </w:rPr>
+    </w:lvl>
+  </w:abstractNum>
+  <w:abstractNum w:abstractNumId="10" w15:restartNumberingAfterBreak="0">
+    <w:nsid w:val="5EFA5B3A"/>
+    <w:multiLevelType w:val="singleLevel"/>
+    <w:tmpl w:val="04090001"/>
+    <w:lvl w:ilvl="0">
+      <w:start w:val="1"/>
+      <w:numFmt w:val="bullet"/>
+      <w:lvlText w:val=""/>
+      <w:lvlJc w:val="left"/>
+      <w:pPr>
+        <w:ind w:left="720" w:hanging="360"/>
+      </w:pPr>
+      <w:rPr>
+        <w:rFonts w:ascii="Symbol" w:hAnsi="Symbol" w:hint="default"/>
+      </w:rPr>
+    </w:lvl>
+  </w:abstractNum>
   <w:num w:numId="1" w16cid:durableId="901407851">
     <w:abstractNumId w:val="8"/>
   </w:num>
@@ -773,6 +3004,12 @@
   </w:num>
   <w:num w:numId="9" w16cid:durableId="106430985">
     <w:abstractNumId w:val="0"/>
+  </w:num>
+  <w:num w:numId="10" w16cid:durableId="1916475775">
+    <w:abstractNumId w:val="10"/>
+  </w:num>
+  <w:num w:numId="11" w16cid:durableId="341054308">
+    <w:abstractNumId w:val="9"/>
   </w:num>
 </w:numbering>
 </file>
@@ -1954,7 +4191,6 @@
     <w:basedOn w:val="Normal"/>
     <w:next w:val="Normal"/>
     <w:uiPriority w:val="35"/>
-    <w:semiHidden/>
     <w:unhideWhenUsed/>
     <w:qFormat/>
     <w:rsid w:val="00FC693F"/>

--- a/11_Presentation_and_Demonstration/Demo_Script.docx
+++ b/11_Presentation_and_Demonstration/Demo_Script.docx
@@ -666,7 +666,7 @@
               <w:rPr>
                 <w:sz w:val="20"/>
               </w:rPr>
-              <w:t>14 functional and 7 measurable non-functional requirements; Agile sprints aligned with the weekly submissions</w:t>
+              <w:t>18 functional and 7 measurable non-functional requirements; Agile sprints aligned with the weekly submissions</w:t>
             </w:r>
           </w:p>
         </w:tc>
@@ -766,7 +766,7 @@
               <w:rPr>
                 <w:sz w:val="20"/>
               </w:rPr>
-              <w:t>Architecture diagram; ERD (3 tables); verification sequence diagram</w:t>
+              <w:t>Architecture diagram; ERD (5 tables); verification sequence diagram</w:t>
             </w:r>
           </w:p>
         </w:tc>
@@ -966,7 +966,7 @@
               <w:rPr>
                 <w:sz w:val="20"/>
               </w:rPr>
-              <w:t>55 test cases, 54 passed, 1 blocked; automated suite; response times</w:t>
+              <w:t>81 test cases, 80 passed, 1 blocked; automated suite; response times</w:t>
             </w:r>
           </w:p>
         </w:tc>
@@ -1066,7 +1066,7 @@
               <w:rPr>
                 <w:sz w:val="20"/>
               </w:rPr>
-              <w:t>DEF-01 forged session cookie (critical), DEF-02 expired links, DEF-03 mobile layout: found, fixed, retested</w:t>
+              <w:t>DEF-01 forged session cookie and DEF-07 data in redirect responses (both critical), DEF-02 expired links, DEF-03 mobile layout: found, fixed, retested</w:t>
             </w:r>
           </w:p>
         </w:tc>
@@ -1416,6 +1416,7 @@
         <w:pStyle w:val="Heading2"/>
       </w:pPr>
       <w:r>
+        <w:lastRenderedPageBreak/>
         <w:t>2. Opening</w:t>
       </w:r>
     </w:p>
@@ -1424,7 +1425,13 @@
         <w:keepLines/>
       </w:pPr>
       <w:r>
-        <w:t>Gedion Basson introduces the team and the project: "We are Group 3 and we built TrackWIL, a web application that replaces paper and email WIL logbooks. Students record their daily work, workplace mentors verify it from a link without needing an account, and coordinators and lecturers can see straight away who is on track and who is falling behind."</w:t>
+        <w:t xml:space="preserve">Gedion Basson introduces the team and the project: "We are Group 3 and we built TrackWIL, a web application that replaces paper and email WIL logbooks. </w:t>
+      </w:r>
+      <w:r>
+        <w:t>Students record their daily work and keep their WIL documents for each placement, workplace mentors verify it from a link</w:t>
+      </w:r>
+      <w:r>
+        <w:t xml:space="preserve"> without needing an account, and coordinators and lecturers can see straight away who is on track and who is falling behind."</w:t>
       </w:r>
     </w:p>
     <w:p>
@@ -1432,7 +1439,6 @@
         <w:pStyle w:val="Heading2"/>
       </w:pPr>
       <w:r>
-        <w:lastRenderedPageBreak/>
         <w:t>3. Problem, Objectives and Design</w:t>
       </w:r>
     </w:p>
@@ -1513,7 +1519,13 @@
         <w:t>Design (Moe):</w:t>
       </w:r>
       <w:r>
-        <w:t xml:space="preserve"> a single Next.js application in three layers; SQLite database with three tables; the verification sequence with one-time tokens and transactions.</w:t>
+        <w:t xml:space="preserve"> a single Next.js application in three layers; </w:t>
+      </w:r>
+      <w:r>
+        <w:t>SQLite database with five tables;</w:t>
+      </w:r>
+      <w:r>
+        <w:t xml:space="preserve"> the verification sequence with one-time tokens and transactions.</w:t>
       </w:r>
     </w:p>
     <w:p>
@@ -1730,7 +1742,7 @@
               <w:rPr>
                 <w:sz w:val="20"/>
               </w:rPr>
-              <w:t>Sign in as student2@ctucareer.co.za / student123</w:t>
+              <w:t>Sign in as student2@ctucareer.co.za / student123 and open WIL 1</w:t>
             </w:r>
           </w:p>
         </w:tc>
@@ -1749,7 +1761,7 @@
               <w:rPr>
                 <w:sz w:val="20"/>
               </w:rPr>
-              <w:t>Sihle's logbook opens: "6 of 200 verified hours completed", one entry Pending verification</w:t>
+              <w:t>Sihle's WIL 1 logbook opens: "6 of 200 verified hours completed", the MOU uploaded and the other documents Missing, one entry Pending verification</w:t>
             </w:r>
           </w:p>
         </w:tc>
@@ -1811,7 +1823,7 @@
               <w:rPr>
                 <w:sz w:val="20"/>
               </w:rPr>
-              <w:t>Click New entry; enter today's date, a short description, 6 hours, mentor@host.co.za and attach a PDF</w:t>
+              <w:t>Upload a PDF as the Commencement Letter</w:t>
             </w:r>
           </w:p>
         </w:tc>
@@ -1830,7 +1842,7 @@
               <w:rPr>
                 <w:sz w:val="20"/>
               </w:rPr>
-              <w:t>Entry is saved as Draft and opens</w:t>
+              <w:t>The Commencement Letter shows Uploaded; uploading a file that is not a PDF or image is refused</w:t>
             </w:r>
           </w:p>
         </w:tc>
@@ -1892,7 +1904,7 @@
               <w:rPr>
                 <w:sz w:val="20"/>
               </w:rPr>
-              <w:t>Try 30 hours on a second entry</w:t>
+              <w:t>Click New entry; enter today's date, a short description, 6 hours, mentor@host.co.za and attach a PDF</w:t>
             </w:r>
           </w:p>
         </w:tc>
@@ -1911,7 +1923,7 @@
               <w:rPr>
                 <w:sz w:val="20"/>
               </w:rPr>
-              <w:t>Message: "Hours for one day cannot be more than 24."</w:t>
+              <w:t>Entry is saved as Draft and opens</w:t>
             </w:r>
           </w:p>
         </w:tc>
@@ -1973,7 +1985,7 @@
               <w:rPr>
                 <w:sz w:val="20"/>
               </w:rPr>
-              <w:t>On the saved entry, click Submit for verification, then Copy link</w:t>
+              <w:t>Try 30 hours on a second entry</w:t>
             </w:r>
           </w:p>
         </w:tc>
@@ -1992,7 +2004,7 @@
               <w:rPr>
                 <w:sz w:val="20"/>
               </w:rPr>
-              <w:t>Status becomes Pending verification; the 7-day link is shown</w:t>
+              <w:t>Message: "Hours for one day cannot be more than 24."</w:t>
             </w:r>
           </w:p>
         </w:tc>
@@ -2054,6 +2066,87 @@
               <w:rPr>
                 <w:sz w:val="20"/>
               </w:rPr>
+              <w:t>On the saved entry, click Submit for verification, then Copy link</w:t>
+            </w:r>
+          </w:p>
+        </w:tc>
+        <w:tc>
+          <w:tcPr>
+            <w:tcW w:w="3199" w:type="dxa"/>
+          </w:tcPr>
+          <w:p>
+            <w:pPr>
+              <w:spacing w:before="40" w:after="40"/>
+              <w:rPr>
+                <w:sz w:val="20"/>
+              </w:rPr>
+            </w:pPr>
+            <w:r>
+              <w:rPr>
+                <w:sz w:val="20"/>
+              </w:rPr>
+              <w:t>Status becomes Pending verification; the 7-day link is shown</w:t>
+            </w:r>
+          </w:p>
+        </w:tc>
+        <w:tc>
+          <w:tcPr>
+            <w:tcW w:w="1635" w:type="dxa"/>
+          </w:tcPr>
+          <w:p>
+            <w:pPr>
+              <w:spacing w:before="40" w:after="40"/>
+              <w:rPr>
+                <w:sz w:val="20"/>
+              </w:rPr>
+            </w:pPr>
+            <w:r>
+              <w:rPr>
+                <w:sz w:val="20"/>
+              </w:rPr>
+              <w:t>Moe</w:t>
+            </w:r>
+          </w:p>
+        </w:tc>
+      </w:tr>
+      <w:tr>
+        <w:trPr>
+          <w:cantSplit/>
+        </w:trPr>
+        <w:tc>
+          <w:tcPr>
+            <w:tcW w:w="908" w:type="dxa"/>
+          </w:tcPr>
+          <w:p>
+            <w:pPr>
+              <w:spacing w:before="40" w:after="40"/>
+              <w:rPr>
+                <w:sz w:val="20"/>
+              </w:rPr>
+            </w:pPr>
+            <w:r>
+              <w:rPr>
+                <w:sz w:val="20"/>
+              </w:rPr>
+              <w:t>6</w:t>
+            </w:r>
+          </w:p>
+        </w:tc>
+        <w:tc>
+          <w:tcPr>
+            <w:tcW w:w="4239" w:type="dxa"/>
+          </w:tcPr>
+          <w:p>
+            <w:pPr>
+              <w:spacing w:before="40" w:after="40"/>
+              <w:rPr>
+                <w:sz w:val="20"/>
+              </w:rPr>
+            </w:pPr>
+            <w:r>
+              <w:rPr>
+                <w:sz w:val="20"/>
+              </w:rPr>
               <w:t>Paste the link into the private window (no sign-in)</w:t>
             </w:r>
           </w:p>
@@ -2116,7 +2209,7 @@
               <w:rPr>
                 <w:sz w:val="20"/>
               </w:rPr>
-              <w:t>6</w:t>
+              <w:t>7</w:t>
             </w:r>
           </w:p>
         </w:tc>
@@ -2197,7 +2290,7 @@
               <w:rPr>
                 <w:sz w:val="20"/>
               </w:rPr>
-              <w:t>7</w:t>
+              <w:t>8</w:t>
             </w:r>
           </w:p>
         </w:tc>
@@ -2278,7 +2371,8 @@
               <w:rPr>
                 <w:sz w:val="20"/>
               </w:rPr>
-              <w:t>8</w:t>
+              <w:lastRenderedPageBreak/>
+              <w:t>9</w:t>
             </w:r>
           </w:p>
         </w:tc>
@@ -2297,7 +2391,7 @@
               <w:rPr>
                 <w:sz w:val="20"/>
               </w:rPr>
-              <w:t>Back in the student window, open My logbook</w:t>
+              <w:t>Back in the student window, open WIL 1</w:t>
             </w:r>
           </w:p>
         </w:tc>
@@ -2359,7 +2453,7 @@
               <w:rPr>
                 <w:sz w:val="20"/>
               </w:rPr>
-              <w:t>9</w:t>
+              <w:t>10</w:t>
             </w:r>
           </w:p>
         </w:tc>
@@ -2397,7 +2491,7 @@
               <w:rPr>
                 <w:sz w:val="20"/>
               </w:rPr>
-              <w:t>Dashboard: Dylan On track, Moe Overdue, Sihle and Gedion Awaiting verification, with hours and pending counts</w:t>
+              <w:t>Dashboard: Dylan On track, Moe Overdue, Sihle and Gedion Awaiting verification, Lerato WIL completed, with hours, pending counts and missing documents</w:t>
             </w:r>
           </w:p>
         </w:tc>
@@ -2440,7 +2534,88 @@
               <w:rPr>
                 <w:sz w:val="20"/>
               </w:rPr>
-              <w:t>10</w:t>
+              <w:t>11</w:t>
+            </w:r>
+          </w:p>
+        </w:tc>
+        <w:tc>
+          <w:tcPr>
+            <w:tcW w:w="4239" w:type="dxa"/>
+          </w:tcPr>
+          <w:p>
+            <w:pPr>
+              <w:spacing w:before="40" w:after="40"/>
+              <w:rPr>
+                <w:sz w:val="20"/>
+              </w:rPr>
+            </w:pPr>
+            <w:r>
+              <w:rPr>
+                <w:sz w:val="20"/>
+              </w:rPr>
+              <w:t>Click Sihle Kayise on the dashboard</w:t>
+            </w:r>
+          </w:p>
+        </w:tc>
+        <w:tc>
+          <w:tcPr>
+            <w:tcW w:w="3199" w:type="dxa"/>
+          </w:tcPr>
+          <w:p>
+            <w:pPr>
+              <w:spacing w:before="40" w:after="40"/>
+              <w:rPr>
+                <w:sz w:val="20"/>
+              </w:rPr>
+            </w:pPr>
+            <w:r>
+              <w:rPr>
+                <w:sz w:val="20"/>
+              </w:rPr>
+              <w:t>Sihle's profile: WIL 1 with 12 of 200 verified hours, the documents (view only) and the logbook</w:t>
+            </w:r>
+          </w:p>
+        </w:tc>
+        <w:tc>
+          <w:tcPr>
+            <w:tcW w:w="1635" w:type="dxa"/>
+          </w:tcPr>
+          <w:p>
+            <w:pPr>
+              <w:spacing w:before="40" w:after="40"/>
+              <w:rPr>
+                <w:sz w:val="20"/>
+              </w:rPr>
+            </w:pPr>
+            <w:r>
+              <w:rPr>
+                <w:sz w:val="20"/>
+              </w:rPr>
+              <w:t>Gedion</w:t>
+            </w:r>
+          </w:p>
+        </w:tc>
+      </w:tr>
+      <w:tr>
+        <w:trPr>
+          <w:cantSplit/>
+        </w:trPr>
+        <w:tc>
+          <w:tcPr>
+            <w:tcW w:w="908" w:type="dxa"/>
+          </w:tcPr>
+          <w:p>
+            <w:pPr>
+              <w:spacing w:before="40" w:after="40"/>
+              <w:rPr>
+                <w:sz w:val="20"/>
+              </w:rPr>
+            </w:pPr>
+            <w:r>
+              <w:rPr>
+                <w:sz w:val="20"/>
+              </w:rPr>
+              <w:t>12</w:t>
             </w:r>
           </w:p>
         </w:tc>
@@ -2498,6 +2673,87 @@
                 <w:sz w:val="20"/>
               </w:rPr>
               <w:t>Gedion</w:t>
+            </w:r>
+          </w:p>
+        </w:tc>
+      </w:tr>
+      <w:tr>
+        <w:trPr>
+          <w:cantSplit/>
+        </w:trPr>
+        <w:tc>
+          <w:tcPr>
+            <w:tcW w:w="908" w:type="dxa"/>
+          </w:tcPr>
+          <w:p>
+            <w:pPr>
+              <w:spacing w:before="40" w:after="40"/>
+              <w:rPr>
+                <w:sz w:val="20"/>
+              </w:rPr>
+            </w:pPr>
+            <w:r>
+              <w:rPr>
+                <w:sz w:val="20"/>
+              </w:rPr>
+              <w:t>13</w:t>
+            </w:r>
+          </w:p>
+        </w:tc>
+        <w:tc>
+          <w:tcPr>
+            <w:tcW w:w="4239" w:type="dxa"/>
+          </w:tcPr>
+          <w:p>
+            <w:pPr>
+              <w:spacing w:before="40" w:after="40"/>
+              <w:rPr>
+                <w:sz w:val="20"/>
+              </w:rPr>
+            </w:pPr>
+            <w:r>
+              <w:rPr>
+                <w:sz w:val="20"/>
+              </w:rPr>
+              <w:t>Sign out; sign in as student3@ctucareer.co.za / student123</w:t>
+            </w:r>
+          </w:p>
+        </w:tc>
+        <w:tc>
+          <w:tcPr>
+            <w:tcW w:w="3199" w:type="dxa"/>
+          </w:tcPr>
+          <w:p>
+            <w:pPr>
+              <w:spacing w:before="40" w:after="40"/>
+              <w:rPr>
+                <w:sz w:val="20"/>
+              </w:rPr>
+            </w:pPr>
+            <w:r>
+              <w:rPr>
+                <w:sz w:val="20"/>
+              </w:rPr>
+              <w:t>Lerato's WIL 1 shows WIL completed (200 of 200) and is locked; the student is asked to add the next WIL placement</w:t>
+            </w:r>
+          </w:p>
+        </w:tc>
+        <w:tc>
+          <w:tcPr>
+            <w:tcW w:w="1635" w:type="dxa"/>
+          </w:tcPr>
+          <w:p>
+            <w:pPr>
+              <w:spacing w:before="40" w:after="40"/>
+              <w:rPr>
+                <w:sz w:val="20"/>
+              </w:rPr>
+            </w:pPr>
+            <w:r>
+              <w:rPr>
+                <w:sz w:val="20"/>
+              </w:rPr>
+              <w:t>Moe</w:t>
             </w:r>
           </w:p>
         </w:tc>
@@ -2517,7 +2773,13 @@
         <w:keepLines/>
       </w:pPr>
       <w:r>
-        <w:t>Dylan shows the Test Cases and Results workbook and the automated run (npm run test:system: 36 of 36 passed), explains the three fixed defects with the before-and-after evidence, and shows the response-time table and the 375-pixel phone screenshots.</w:t>
+        <w:t xml:space="preserve">Dylan shows the Test Cases and Results workbook and the automated run </w:t>
+      </w:r>
+      <w:r>
+        <w:t>(npm run test:system: 62 of 62 passed), explains the fixed defects</w:t>
+      </w:r>
+      <w:r>
+        <w:t xml:space="preserve"> with the before-and-after evidence, and shows the response-time table and the 375-pixel phone screenshots.</w:t>
       </w:r>
     </w:p>
     <w:p>
@@ -2525,7 +2787,6 @@
         <w:pStyle w:val="Heading2"/>
       </w:pPr>
       <w:r>
-        <w:lastRenderedPageBreak/>
         <w:t>6. Conclusion</w:t>
       </w:r>
     </w:p>
@@ -2534,7 +2795,16 @@
         <w:keepLines/>
       </w:pPr>
       <w:r>
-        <w:t>Sihle summarises: all fourteen functional requirements are met; six of the seven non-functional requirements are met; usability with real users still has to be measured once ethical permission is granted. Future work: mentor feedback, notifications, mentor access to evidence and a hosted deployment.</w:t>
+        <w:t xml:space="preserve">Sihle summarises: </w:t>
+      </w:r>
+      <w:r>
+        <w:t>all eighteen functional requirements are met</w:t>
+      </w:r>
+      <w:r>
+        <w:t xml:space="preserve">; six of the seven non-functional requirements are met; usability with real users still has to be measured once ethical permission is granted. </w:t>
+      </w:r>
+      <w:r>
+        <w:t>Future work: mentor feedback, coordinator review of documents, notifications, mentor access to evidence and a hosted deployment.</w:t>
       </w:r>
     </w:p>
     <w:p>
@@ -2646,12 +2916,7 @@
       </w:r>
     </w:p>
     <w:sectPr>
-      <w:headerReference w:type="even" r:id="rId8"/>
-      <w:headerReference w:type="default" r:id="rId9"/>
-      <w:footerReference w:type="even" r:id="rId10"/>
-      <w:footerReference w:type="default" r:id="rId11"/>
-      <w:headerReference w:type="first" r:id="rId12"/>
-      <w:footerReference w:type="first" r:id="rId13"/>
+      <w:headerReference w:type="default" r:id="rId8"/>
       <w:pgSz w:w="12240" w:h="15840"/>
       <w:pgMar w:top="964" w:right="1134" w:bottom="964" w:left="1134" w:header="720" w:footer="720" w:gutter="0"/>
       <w:cols w:space="720"/>
@@ -2686,36 +2951,6 @@
 </w:endnotes>
 </file>
 
-<file path=word/footer1.xml><?xml version="1.0" encoding="utf-8"?>
-<w:ftr xmlns:wpc="http://schemas.microsoft.com/office/word/2010/wordprocessingCanvas" xmlns:cx="http://schemas.microsoft.com/office/drawing/2014/chartex" xmlns:cx1="http://schemas.microsoft.com/office/drawing/2015/9/8/chartex" xmlns:cx2="http://schemas.microsoft.com/office/drawing/2015/10/21/chartex" xmlns:cx3="http://schemas.microsoft.com/office/drawing/2016/5/9/chartex" xmlns:cx4="http://schemas.microsoft.com/office/drawing/2016/5/10/chartex" xmlns:cx5="http://schemas.microsoft.com/office/drawing/2016/5/11/chartex" xmlns:cx6="http://schemas.microsoft.com/office/drawing/2016/5/12/chartex" xmlns:cx7="http://schemas.microsoft.com/office/drawing/2016/5/13/chartex" xmlns:cx8="http://schemas.microsoft.com/office/drawing/2016/5/14/chartex" xmlns:mc="http://schemas.openxmlformats.org/markup-compatibility/2006" xmlns:aink="http://schemas.microsoft.com/office/drawing/2016/ink" xmlns:am3d="http://schemas.microsoft.com/office/drawing/2017/model3d" xmlns:o="urn:schemas-microsoft-com:office:office" xmlns:oel="http://schemas.microsoft.com/office/2019/extlst" xmlns:r="http://schemas.openxmlformats.org/officeDocument/2006/relationships" xmlns:m="http://schemas.openxmlformats.org/officeDocument/2006/math" xmlns:v="urn:schemas-microsoft-com:vml" xmlns:wp14="http://schemas.microsoft.com/office/word/2010/wordprocessingDrawing" xmlns:wp="http://schemas.openxmlformats.org/drawingml/2006/wordprocessingDrawing" xmlns:w10="urn:schemas-microsoft-com:office:word" xmlns:w="http://schemas.openxmlformats.org/wordprocessingml/2006/main" xmlns:w14="http://schemas.microsoft.com/office/word/2010/wordml" xmlns:w15="http://schemas.microsoft.com/office/word/2012/wordml" xmlns:w16cex="http://schemas.microsoft.com/office/word/2018/wordml/cex" xmlns:w16cid="http://schemas.microsoft.com/office/word/2016/wordml/cid" xmlns:w16="http://schemas.microsoft.com/office/word/2018/wordml" xmlns:w16du="http://schemas.microsoft.com/office/word/2023/wordml/word16du" xmlns:w16sdtdh="http://schemas.microsoft.com/office/word/2020/wordml/sdtdatahash" xmlns:w16sdtfl="http://schemas.microsoft.com/office/word/2024/wordml/sdtformatlock" xmlns:w16se="http://schemas.microsoft.com/office/word/2015/wordml/symex" xmlns:wpg="http://schemas.microsoft.com/office/word/2010/wordprocessingGroup" xmlns:wpi="http://schemas.microsoft.com/office/word/2010/wordprocessingInk" xmlns:wne="http://schemas.microsoft.com/office/word/2006/wordml" xmlns:wps="http://schemas.microsoft.com/office/word/2010/wordprocessingShape" mc:Ignorable="w14 w15 w16se w16cid w16 w16cex w16sdtdh w16sdtfl w16du wp14">
-  <w:p>
-    <w:pPr>
-      <w:pStyle w:val="Footer"/>
-    </w:pPr>
-  </w:p>
-</w:ftr>
-</file>
-
-<file path=word/footer2.xml><?xml version="1.0" encoding="utf-8"?>
-<w:ftr xmlns:wpc="http://schemas.microsoft.com/office/word/2010/wordprocessingCanvas" xmlns:cx="http://schemas.microsoft.com/office/drawing/2014/chartex" xmlns:cx1="http://schemas.microsoft.com/office/drawing/2015/9/8/chartex" xmlns:cx2="http://schemas.microsoft.com/office/drawing/2015/10/21/chartex" xmlns:cx3="http://schemas.microsoft.com/office/drawing/2016/5/9/chartex" xmlns:cx4="http://schemas.microsoft.com/office/drawing/2016/5/10/chartex" xmlns:cx5="http://schemas.microsoft.com/office/drawing/2016/5/11/chartex" xmlns:cx6="http://schemas.microsoft.com/office/drawing/2016/5/12/chartex" xmlns:cx7="http://schemas.microsoft.com/office/drawing/2016/5/13/chartex" xmlns:cx8="http://schemas.microsoft.com/office/drawing/2016/5/14/chartex" xmlns:mc="http://schemas.openxmlformats.org/markup-compatibility/2006" xmlns:aink="http://schemas.microsoft.com/office/drawing/2016/ink" xmlns:am3d="http://schemas.microsoft.com/office/drawing/2017/model3d" xmlns:o="urn:schemas-microsoft-com:office:office" xmlns:oel="http://schemas.microsoft.com/office/2019/extlst" xmlns:r="http://schemas.openxmlformats.org/officeDocument/2006/relationships" xmlns:m="http://schemas.openxmlformats.org/officeDocument/2006/math" xmlns:v="urn:schemas-microsoft-com:vml" xmlns:wp14="http://schemas.microsoft.com/office/word/2010/wordprocessingDrawing" xmlns:wp="http://schemas.openxmlformats.org/drawingml/2006/wordprocessingDrawing" xmlns:w10="urn:schemas-microsoft-com:office:word" xmlns:w="http://schemas.openxmlformats.org/wordprocessingml/2006/main" xmlns:w14="http://schemas.microsoft.com/office/word/2010/wordml" xmlns:w15="http://schemas.microsoft.com/office/word/2012/wordml" xmlns:w16cex="http://schemas.microsoft.com/office/word/2018/wordml/cex" xmlns:w16cid="http://schemas.microsoft.com/office/word/2016/wordml/cid" xmlns:w16="http://schemas.microsoft.com/office/word/2018/wordml" xmlns:w16du="http://schemas.microsoft.com/office/word/2023/wordml/word16du" xmlns:w16sdtdh="http://schemas.microsoft.com/office/word/2020/wordml/sdtdatahash" xmlns:w16sdtfl="http://schemas.microsoft.com/office/word/2024/wordml/sdtformatlock" xmlns:w16se="http://schemas.microsoft.com/office/word/2015/wordml/symex" xmlns:wpg="http://schemas.microsoft.com/office/word/2010/wordprocessingGroup" xmlns:wpi="http://schemas.microsoft.com/office/word/2010/wordprocessingInk" xmlns:wne="http://schemas.microsoft.com/office/word/2006/wordml" xmlns:wps="http://schemas.microsoft.com/office/word/2010/wordprocessingShape" mc:Ignorable="w14 w15 w16se w16cid w16 w16cex w16sdtdh w16sdtfl w16du wp14">
-  <w:p>
-    <w:pPr>
-      <w:pStyle w:val="Footer"/>
-    </w:pPr>
-  </w:p>
-</w:ftr>
-</file>
-
-<file path=word/footer3.xml><?xml version="1.0" encoding="utf-8"?>
-<w:ftr xmlns:wpc="http://schemas.microsoft.com/office/word/2010/wordprocessingCanvas" xmlns:cx="http://schemas.microsoft.com/office/drawing/2014/chartex" xmlns:cx1="http://schemas.microsoft.com/office/drawing/2015/9/8/chartex" xmlns:cx2="http://schemas.microsoft.com/office/drawing/2015/10/21/chartex" xmlns:cx3="http://schemas.microsoft.com/office/drawing/2016/5/9/chartex" xmlns:cx4="http://schemas.microsoft.com/office/drawing/2016/5/10/chartex" xmlns:cx5="http://schemas.microsoft.com/office/drawing/2016/5/11/chartex" xmlns:cx6="http://schemas.microsoft.com/office/drawing/2016/5/12/chartex" xmlns:cx7="http://schemas.microsoft.com/office/drawing/2016/5/13/chartex" xmlns:cx8="http://schemas.microsoft.com/office/drawing/2016/5/14/chartex" xmlns:mc="http://schemas.openxmlformats.org/markup-compatibility/2006" xmlns:aink="http://schemas.microsoft.com/office/drawing/2016/ink" xmlns:am3d="http://schemas.microsoft.com/office/drawing/2017/model3d" xmlns:o="urn:schemas-microsoft-com:office:office" xmlns:oel="http://schemas.microsoft.com/office/2019/extlst" xmlns:r="http://schemas.openxmlformats.org/officeDocument/2006/relationships" xmlns:m="http://schemas.openxmlformats.org/officeDocument/2006/math" xmlns:v="urn:schemas-microsoft-com:vml" xmlns:wp14="http://schemas.microsoft.com/office/word/2010/wordprocessingDrawing" xmlns:wp="http://schemas.openxmlformats.org/drawingml/2006/wordprocessingDrawing" xmlns:w10="urn:schemas-microsoft-com:office:word" xmlns:w="http://schemas.openxmlformats.org/wordprocessingml/2006/main" xmlns:w14="http://schemas.microsoft.com/office/word/2010/wordml" xmlns:w15="http://schemas.microsoft.com/office/word/2012/wordml" xmlns:w16cex="http://schemas.microsoft.com/office/word/2018/wordml/cex" xmlns:w16cid="http://schemas.microsoft.com/office/word/2016/wordml/cid" xmlns:w16="http://schemas.microsoft.com/office/word/2018/wordml" xmlns:w16du="http://schemas.microsoft.com/office/word/2023/wordml/word16du" xmlns:w16sdtdh="http://schemas.microsoft.com/office/word/2020/wordml/sdtdatahash" xmlns:w16sdtfl="http://schemas.microsoft.com/office/word/2024/wordml/sdtformatlock" xmlns:w16se="http://schemas.microsoft.com/office/word/2015/wordml/symex" xmlns:wpg="http://schemas.microsoft.com/office/word/2010/wordprocessingGroup" xmlns:wpi="http://schemas.microsoft.com/office/word/2010/wordprocessingInk" xmlns:wne="http://schemas.microsoft.com/office/word/2006/wordml" xmlns:wps="http://schemas.microsoft.com/office/word/2010/wordprocessingShape" mc:Ignorable="w14 w15 w16se w16cid w16 w16cex w16sdtdh w16sdtfl w16du wp14">
-  <w:p>
-    <w:pPr>
-      <w:pStyle w:val="Footer"/>
-    </w:pPr>
-  </w:p>
-</w:ftr>
-</file>
-
 <file path=word/footnotes.xml><?xml version="1.0" encoding="utf-8"?>
 <w:footnotes xmlns:wpc="http://schemas.microsoft.com/office/word/2010/wordprocessingCanvas" xmlns:cx="http://schemas.microsoft.com/office/drawing/2014/chartex" xmlns:cx1="http://schemas.microsoft.com/office/drawing/2015/9/8/chartex" xmlns:cx2="http://schemas.microsoft.com/office/drawing/2015/10/21/chartex" xmlns:cx3="http://schemas.microsoft.com/office/drawing/2016/5/9/chartex" xmlns:cx4="http://schemas.microsoft.com/office/drawing/2016/5/10/chartex" xmlns:cx5="http://schemas.microsoft.com/office/drawing/2016/5/11/chartex" xmlns:cx6="http://schemas.microsoft.com/office/drawing/2016/5/12/chartex" xmlns:cx7="http://schemas.microsoft.com/office/drawing/2016/5/13/chartex" xmlns:cx8="http://schemas.microsoft.com/office/drawing/2016/5/14/chartex" xmlns:mc="http://schemas.openxmlformats.org/markup-compatibility/2006" xmlns:aink="http://schemas.microsoft.com/office/drawing/2016/ink" xmlns:am3d="http://schemas.microsoft.com/office/drawing/2017/model3d" xmlns:o="urn:schemas-microsoft-com:office:office" xmlns:oel="http://schemas.microsoft.com/office/2019/extlst" xmlns:r="http://schemas.openxmlformats.org/officeDocument/2006/relationships" xmlns:m="http://schemas.openxmlformats.org/officeDocument/2006/math" xmlns:v="urn:schemas-microsoft-com:vml" xmlns:wp14="http://schemas.microsoft.com/office/word/2010/wordprocessingDrawing" xmlns:wp="http://schemas.openxmlformats.org/drawingml/2006/wordprocessingDrawing" xmlns:w10="urn:schemas-microsoft-com:office:word" xmlns:w="http://schemas.openxmlformats.org/wordprocessingml/2006/main" xmlns:w14="http://schemas.microsoft.com/office/word/2010/wordml" xmlns:w15="http://schemas.microsoft.com/office/word/2012/wordml" xmlns:w16cex="http://schemas.microsoft.com/office/word/2018/wordml/cex" xmlns:w16cid="http://schemas.microsoft.com/office/word/2016/wordml/cid" xmlns:w16="http://schemas.microsoft.com/office/word/2018/wordml" xmlns:w16du="http://schemas.microsoft.com/office/word/2023/wordml/word16du" xmlns:w16sdtdh="http://schemas.microsoft.com/office/word/2020/wordml/sdtdatahash" xmlns:w16sdtfl="http://schemas.microsoft.com/office/word/2024/wordml/sdtformatlock" xmlns:w16se="http://schemas.microsoft.com/office/word/2015/wordml/symex" xmlns:wpg="http://schemas.microsoft.com/office/word/2010/wordprocessingGroup" xmlns:wpi="http://schemas.microsoft.com/office/word/2010/wordprocessingInk" xmlns:wne="http://schemas.microsoft.com/office/word/2006/wordml" xmlns:wps="http://schemas.microsoft.com/office/word/2010/wordprocessingShape" mc:Ignorable="w14 w15 w16se w16cid w16 w16cex w16sdtdh w16sdtfl w16du wp14">
   <w:footnote w:type="separator" w:id="-1">
@@ -2745,27 +2980,7 @@
 <w:hdr xmlns:wpc="http://schemas.microsoft.com/office/word/2010/wordprocessingCanvas" xmlns:cx="http://schemas.microsoft.com/office/drawing/2014/chartex" xmlns:cx1="http://schemas.microsoft.com/office/drawing/2015/9/8/chartex" xmlns:cx2="http://schemas.microsoft.com/office/drawing/2015/10/21/chartex" xmlns:cx3="http://schemas.microsoft.com/office/drawing/2016/5/9/chartex" xmlns:cx4="http://schemas.microsoft.com/office/drawing/2016/5/10/chartex" xmlns:cx5="http://schemas.microsoft.com/office/drawing/2016/5/11/chartex" xmlns:cx6="http://schemas.microsoft.com/office/drawing/2016/5/12/chartex" xmlns:cx7="http://schemas.microsoft.com/office/drawing/2016/5/13/chartex" xmlns:cx8="http://schemas.microsoft.com/office/drawing/2016/5/14/chartex" xmlns:mc="http://schemas.openxmlformats.org/markup-compatibility/2006" xmlns:aink="http://schemas.microsoft.com/office/drawing/2016/ink" xmlns:am3d="http://schemas.microsoft.com/office/drawing/2017/model3d" xmlns:o="urn:schemas-microsoft-com:office:office" xmlns:oel="http://schemas.microsoft.com/office/2019/extlst" xmlns:r="http://schemas.openxmlformats.org/officeDocument/2006/relationships" xmlns:m="http://schemas.openxmlformats.org/officeDocument/2006/math" xmlns:v="urn:schemas-microsoft-com:vml" xmlns:wp14="http://schemas.microsoft.com/office/word/2010/wordprocessingDrawing" xmlns:wp="http://schemas.openxmlformats.org/drawingml/2006/wordprocessingDrawing" xmlns:w10="urn:schemas-microsoft-com:office:word" xmlns:w="http://schemas.openxmlformats.org/wordprocessingml/2006/main" xmlns:w14="http://schemas.microsoft.com/office/word/2010/wordml" xmlns:w15="http://schemas.microsoft.com/office/word/2012/wordml" xmlns:w16cex="http://schemas.microsoft.com/office/word/2018/wordml/cex" xmlns:w16cid="http://schemas.microsoft.com/office/word/2016/wordml/cid" xmlns:w16="http://schemas.microsoft.com/office/word/2018/wordml" xmlns:w16du="http://schemas.microsoft.com/office/word/2023/wordml/word16du" xmlns:w16sdtdh="http://schemas.microsoft.com/office/word/2020/wordml/sdtdatahash" xmlns:w16sdtfl="http://schemas.microsoft.com/office/word/2024/wordml/sdtformatlock" xmlns:w16se="http://schemas.microsoft.com/office/word/2015/wordml/symex" xmlns:wpg="http://schemas.microsoft.com/office/word/2010/wordprocessingGroup" xmlns:wpi="http://schemas.microsoft.com/office/word/2010/wordprocessingInk" xmlns:wne="http://schemas.microsoft.com/office/word/2006/wordml" xmlns:wps="http://schemas.microsoft.com/office/word/2010/wordprocessingShape" mc:Ignorable="w14 w15 w16se w16cid w16 w16cex w16sdtdh w16sdtfl w16du wp14">
   <w:p>
     <w:pPr>
-      <w:pStyle w:val="Header"/>
-    </w:pPr>
-  </w:p>
-</w:hdr>
-</file>
-
-<file path=word/header2.xml><?xml version="1.0" encoding="utf-8"?>
-<w:hdr xmlns:wpc="http://schemas.microsoft.com/office/word/2010/wordprocessingCanvas" xmlns:cx="http://schemas.microsoft.com/office/drawing/2014/chartex" xmlns:cx1="http://schemas.microsoft.com/office/drawing/2015/9/8/chartex" xmlns:cx2="http://schemas.microsoft.com/office/drawing/2015/10/21/chartex" xmlns:cx3="http://schemas.microsoft.com/office/drawing/2016/5/9/chartex" xmlns:cx4="http://schemas.microsoft.com/office/drawing/2016/5/10/chartex" xmlns:cx5="http://schemas.microsoft.com/office/drawing/2016/5/11/chartex" xmlns:cx6="http://schemas.microsoft.com/office/drawing/2016/5/12/chartex" xmlns:cx7="http://schemas.microsoft.com/office/drawing/2016/5/13/chartex" xmlns:cx8="http://schemas.microsoft.com/office/drawing/2016/5/14/chartex" xmlns:mc="http://schemas.openxmlformats.org/markup-compatibility/2006" xmlns:aink="http://schemas.microsoft.com/office/drawing/2016/ink" xmlns:am3d="http://schemas.microsoft.com/office/drawing/2017/model3d" xmlns:o="urn:schemas-microsoft-com:office:office" xmlns:oel="http://schemas.microsoft.com/office/2019/extlst" xmlns:r="http://schemas.openxmlformats.org/officeDocument/2006/relationships" xmlns:m="http://schemas.openxmlformats.org/officeDocument/2006/math" xmlns:v="urn:schemas-microsoft-com:vml" xmlns:wp14="http://schemas.microsoft.com/office/word/2010/wordprocessingDrawing" xmlns:wp="http://schemas.openxmlformats.org/drawingml/2006/wordprocessingDrawing" xmlns:w10="urn:schemas-microsoft-com:office:word" xmlns:w="http://schemas.openxmlformats.org/wordprocessingml/2006/main" xmlns:w14="http://schemas.microsoft.com/office/word/2010/wordml" xmlns:w15="http://schemas.microsoft.com/office/word/2012/wordml" xmlns:w16cex="http://schemas.microsoft.com/office/word/2018/wordml/cex" xmlns:w16cid="http://schemas.microsoft.com/office/word/2016/wordml/cid" xmlns:w16="http://schemas.microsoft.com/office/word/2018/wordml" xmlns:w16du="http://schemas.microsoft.com/office/word/2023/wordml/word16du" xmlns:w16sdtdh="http://schemas.microsoft.com/office/word/2020/wordml/sdtdatahash" xmlns:w16sdtfl="http://schemas.microsoft.com/office/word/2024/wordml/sdtformatlock" xmlns:w16se="http://schemas.microsoft.com/office/word/2015/wordml/symex" xmlns:wpg="http://schemas.microsoft.com/office/word/2010/wordprocessingGroup" xmlns:wpi="http://schemas.microsoft.com/office/word/2010/wordprocessingInk" xmlns:wne="http://schemas.microsoft.com/office/word/2006/wordml" xmlns:wps="http://schemas.microsoft.com/office/word/2010/wordprocessingShape" mc:Ignorable="w14 w15 w16se w16cid w16 w16cex w16sdtdh w16sdtfl w16du wp14">
-  <w:p>
-    <w:pPr>
       <w:jc w:val="center"/>
-    </w:pPr>
-  </w:p>
-</w:hdr>
-</file>
-
-<file path=word/header3.xml><?xml version="1.0" encoding="utf-8"?>
-<w:hdr xmlns:wpc="http://schemas.microsoft.com/office/word/2010/wordprocessingCanvas" xmlns:cx="http://schemas.microsoft.com/office/drawing/2014/chartex" xmlns:cx1="http://schemas.microsoft.com/office/drawing/2015/9/8/chartex" xmlns:cx2="http://schemas.microsoft.com/office/drawing/2015/10/21/chartex" xmlns:cx3="http://schemas.microsoft.com/office/drawing/2016/5/9/chartex" xmlns:cx4="http://schemas.microsoft.com/office/drawing/2016/5/10/chartex" xmlns:cx5="http://schemas.microsoft.com/office/drawing/2016/5/11/chartex" xmlns:cx6="http://schemas.microsoft.com/office/drawing/2016/5/12/chartex" xmlns:cx7="http://schemas.microsoft.com/office/drawing/2016/5/13/chartex" xmlns:cx8="http://schemas.microsoft.com/office/drawing/2016/5/14/chartex" xmlns:mc="http://schemas.openxmlformats.org/markup-compatibility/2006" xmlns:aink="http://schemas.microsoft.com/office/drawing/2016/ink" xmlns:am3d="http://schemas.microsoft.com/office/drawing/2017/model3d" xmlns:o="urn:schemas-microsoft-com:office:office" xmlns:oel="http://schemas.microsoft.com/office/2019/extlst" xmlns:r="http://schemas.openxmlformats.org/officeDocument/2006/relationships" xmlns:m="http://schemas.openxmlformats.org/officeDocument/2006/math" xmlns:v="urn:schemas-microsoft-com:vml" xmlns:wp14="http://schemas.microsoft.com/office/word/2010/wordprocessingDrawing" xmlns:wp="http://schemas.openxmlformats.org/drawingml/2006/wordprocessingDrawing" xmlns:w10="urn:schemas-microsoft-com:office:word" xmlns:w="http://schemas.openxmlformats.org/wordprocessingml/2006/main" xmlns:w14="http://schemas.microsoft.com/office/word/2010/wordml" xmlns:w15="http://schemas.microsoft.com/office/word/2012/wordml" xmlns:w16cex="http://schemas.microsoft.com/office/word/2018/wordml/cex" xmlns:w16cid="http://schemas.microsoft.com/office/word/2016/wordml/cid" xmlns:w16="http://schemas.microsoft.com/office/word/2018/wordml" xmlns:w16du="http://schemas.microsoft.com/office/word/2023/wordml/word16du" xmlns:w16sdtdh="http://schemas.microsoft.com/office/word/2020/wordml/sdtdatahash" xmlns:w16sdtfl="http://schemas.microsoft.com/office/word/2024/wordml/sdtformatlock" xmlns:w16se="http://schemas.microsoft.com/office/word/2015/wordml/symex" xmlns:wpg="http://schemas.microsoft.com/office/word/2010/wordprocessingGroup" xmlns:wpi="http://schemas.microsoft.com/office/word/2010/wordprocessingInk" xmlns:wne="http://schemas.microsoft.com/office/word/2006/wordml" xmlns:wps="http://schemas.microsoft.com/office/word/2010/wordprocessingShape" mc:Ignorable="w14 w15 w16se w16cid w16 w16cex w16sdtdh w16sdtfl w16du wp14">
-  <w:p>
-    <w:pPr>
-      <w:pStyle w:val="Header"/>
     </w:pPr>
   </w:p>
 </w:hdr>
